--- a/OptiFleet-AI-Architecture.docx
+++ b/OptiFleet-AI-Architecture.docx
@@ -1,94 +1,70 @@
 
 <file path=word/document.xml><?xml version="1.0" encoding="utf-8"?>
-<w:document xmlns:w="http://schemas.openxmlformats.org/wordprocessingml/2006/main" xmlns:m="http://schemas.openxmlformats.org/officeDocument/2006/math" xmlns:r="http://schemas.openxmlformats.org/officeDocument/2006/relationships" xmlns:o="urn:schemas-microsoft-com:office:office" xmlns:v="urn:schemas-microsoft-com:vml" xmlns:w10="urn:schemas-microsoft-com:office:word" xmlns:a="http://schemas.openxmlformats.org/drawingml/2006/main" xmlns:pic="http://schemas.openxmlformats.org/drawingml/2006/picture" xmlns:wp="http://schemas.openxmlformats.org/drawingml/2006/wordprocessingDrawing">
+<w:document xmlns:wpc="http://schemas.microsoft.com/office/word/2010/wordprocessingCanvas" xmlns:cx="http://schemas.microsoft.com/office/drawing/2014/chartex" xmlns:cx1="http://schemas.microsoft.com/office/drawing/2015/9/8/chartex" xmlns:cx2="http://schemas.microsoft.com/office/drawing/2015/10/21/chartex" xmlns:cx3="http://schemas.microsoft.com/office/drawing/2016/5/9/chartex" xmlns:cx4="http://schemas.microsoft.com/office/drawing/2016/5/10/chartex" xmlns:cx5="http://schemas.microsoft.com/office/drawing/2016/5/11/chartex" xmlns:cx6="http://schemas.microsoft.com/office/drawing/2016/5/12/chartex" xmlns:cx7="http://schemas.microsoft.com/office/drawing/2016/5/13/chartex" xmlns:cx8="http://schemas.microsoft.com/office/drawing/2016/5/14/chartex" xmlns:mc="http://schemas.openxmlformats.org/markup-compatibility/2006" xmlns:aink="http://schemas.microsoft.com/office/drawing/2016/ink" xmlns:am3d="http://schemas.microsoft.com/office/drawing/2017/model3d" xmlns:o="urn:schemas-microsoft-com:office:office" xmlns:oel="http://schemas.microsoft.com/office/2019/extlst" xmlns:r="http://schemas.openxmlformats.org/officeDocument/2006/relationships" xmlns:m="http://schemas.openxmlformats.org/officeDocument/2006/math" xmlns:v="urn:schemas-microsoft-com:vml" xmlns:wp14="http://schemas.microsoft.com/office/word/2010/wordprocessingDrawing" xmlns:wp="http://schemas.openxmlformats.org/drawingml/2006/wordprocessingDrawing" xmlns:w10="urn:schemas-microsoft-com:office:word" xmlns:w="http://schemas.openxmlformats.org/wordprocessingml/2006/main" xmlns:w14="http://schemas.microsoft.com/office/word/2010/wordml" xmlns:w15="http://schemas.microsoft.com/office/word/2012/wordml" xmlns:w16cex="http://schemas.microsoft.com/office/word/2018/wordml/cex" xmlns:w16cid="http://schemas.microsoft.com/office/word/2016/wordml/cid" xmlns:w16="http://schemas.microsoft.com/office/word/2018/wordml" xmlns:w16du="http://schemas.microsoft.com/office/word/2023/wordml/word16du" xmlns:w16sdtdh="http://schemas.microsoft.com/office/word/2020/wordml/sdtdatahash" xmlns:w16sdtfl="http://schemas.microsoft.com/office/word/2024/wordml/sdtformatlock" xmlns:w16se="http://schemas.microsoft.com/office/word/2015/wordml/symex" xmlns:wpg="http://schemas.microsoft.com/office/word/2010/wordprocessingGroup" xmlns:wpi="http://schemas.microsoft.com/office/word/2010/wordprocessingInk" xmlns:wne="http://schemas.microsoft.com/office/word/2006/wordml" xmlns:wps="http://schemas.microsoft.com/office/word/2010/wordprocessingShape" mc:Ignorable="w14 w15 w16se w16cid w16 w16cex w16sdtdh w16sdtfl w16du wp14">
   <w:body>
     <w:p>
       <w:pPr>
         <w:pStyle w:val="Title"/>
       </w:pPr>
       <w:r>
-        <w:t xml:space="preserve">OptiFleet AI - Architecture and Business Case</w:t>
-      </w:r>
-    </w:p>
-    <w:bookmarkStart w:id="10" w:name="overview"/>
+        <w:t>OptiFleet AI - Architecture and Business Case</w:t>
+      </w:r>
+    </w:p>
     <w:p>
       <w:pPr>
         <w:pStyle w:val="FirstParagraph"/>
       </w:pPr>
-      <w:r>
-        <w:t xml:space="preserve">ภาพรวม</w:t>
-      </w:r>
-    </w:p>
-    <w:bookmarkStart w:id="9" w:name="ระบบเดยว-มองเหนทกเครอง-สงการไดจากทเดยว"/>
+      <w:bookmarkStart w:id="0" w:name="overview"/>
+      <w:r>
+        <w:t>ภาพรวม</w:t>
+      </w:r>
+    </w:p>
     <w:p>
       <w:pPr>
         <w:pStyle w:val="Heading2"/>
       </w:pPr>
-      <w:r>
-        <w:t xml:space="preserve">ระบบเดียว มองเห็นทุกเครื่อง สั่งการได้จากที่เดียว</w:t>
-      </w:r>
-    </w:p>
-    <w:bookmarkEnd w:id="9"/>
+      <w:bookmarkStart w:id="1" w:name="ระบบเดยว-มองเหนทกเครอง-สงการไดจากทเดยว"/>
+      <w:r>
+        <w:t>ระบบเดียว มองเห็นทุกเครื่อง สั่งการได้จากที่เดียว</w:t>
+      </w:r>
+    </w:p>
+    <w:bookmarkEnd w:id="1"/>
     <w:p>
       <w:pPr>
         <w:pStyle w:val="FirstParagraph"/>
       </w:pPr>
       <w:r>
-        <w:t xml:space="preserve">OptiFleet AI ประกอบด้วย 3 ส่วนที่ทำงานร่วมกัน:</w:t>
-      </w:r>
-      <w:r>
-        <w:t xml:space="preserve"> </w:t>
+        <w:t xml:space="preserve">OptiFleet AI ประกอบด้วย 3 ส่วนที่ทำงานร่วมกัน: </w:t>
       </w:r>
       <w:r>
         <w:rPr>
           <w:b/>
           <w:bCs/>
         </w:rPr>
-        <w:t xml:space="preserve">Agent</w:t>
-      </w:r>
-      <w:r>
-        <w:t xml:space="preserve"> </w:t>
-      </w:r>
-      <w:r>
-        <w:t xml:space="preserve">ตัวเบาที่ติดตั้งบนคอมพิวเตอร์ทุกเครื่องในองค์กร,</w:t>
-      </w:r>
-      <w:r>
-        <w:t xml:space="preserve"> </w:t>
+        <w:t>Agent</w:t>
+      </w:r>
+      <w:r>
+        <w:t xml:space="preserve"> ตัวเบาที่ติดตั้งบนคอมพิวเตอร์ทุกเครื่องในองค์กร, </w:t>
       </w:r>
       <w:r>
         <w:rPr>
           <w:b/>
           <w:bCs/>
         </w:rPr>
-        <w:t xml:space="preserve">Central Server</w:t>
-      </w:r>
-      <w:r>
-        <w:t xml:space="preserve"> </w:t>
-      </w:r>
-      <w:r>
-        <w:t xml:space="preserve">ที่รับข้อมูลและตัดสินใจว่าอะไรทำได้/ทำไม่ได้ และ</w:t>
-      </w:r>
-      <w:r>
-        <w:t xml:space="preserve"> </w:t>
+        <w:t>Central Server</w:t>
+      </w:r>
+      <w:r>
+        <w:t xml:space="preserve"> ที่รับข้อมูลและตัดสินใจว่าอะไรทำได้/ทำไม่ได้ และ </w:t>
       </w:r>
       <w:r>
         <w:rPr>
           <w:b/>
           <w:bCs/>
         </w:rPr>
-        <w:t xml:space="preserve">Dashboard</w:t>
-      </w:r>
-      <w:r>
-        <w:t xml:space="preserve"> </w:t>
-      </w:r>
-      <w:r>
-        <w:t xml:space="preserve">ที่ทีม IT ใช้ดูสถานะและสั่งงานผ่านเบราว์เซอร์ — ทุกคำสั่งที่ส่งออกจาก dashboard</w:t>
-      </w:r>
-      <w:r>
-        <w:t xml:space="preserve"> </w:t>
-      </w:r>
-      <w:r>
-        <w:t xml:space="preserve">ต้องผ่านการตรวจสอบสิทธิ์และเซ็นชื่อยืนยันก่อนถึงจะไปถึงเครื่องปลายทางได้จริง</w:t>
+        <w:t>Dashboard</w:t>
+      </w:r>
+      <w:r>
+        <w:t xml:space="preserve"> ที่ทีม IT ใช้ดูสถานะและสั่งงานผ่านเบราว์เซอร์ — ทุกคำสั่งที่ส่งออกจาก dashboard ต้องผ่านการตรวจสอบสิทธิ์และเซ็นชื่อยืนยันก่อนถึงจะไปถึงเครื่องปลายทางได้จริง</w:t>
       </w:r>
     </w:p>
     <w:p>
@@ -96,54 +72,36 @@
         <w:pStyle w:val="BodyText"/>
       </w:pPr>
       <w:r>
-        <w:t xml:space="preserve">จุดที่ต่างจากเครื่องมือ remote-control ทั่วไปคือ</w:t>
-      </w:r>
-      <w:r>
-        <w:t xml:space="preserve"> </w:t>
+        <w:t xml:space="preserve">จุดที่ต่างจากเครื่องมือ remote-control ทั่วไปคือ </w:t>
       </w:r>
       <w:r>
         <w:rPr>
           <w:b/>
           <w:bCs/>
         </w:rPr>
-        <w:t xml:space="preserve">ทุกความสามารถถูกจำกัดขอบเขตไว้ล่วงหน้า</w:t>
-      </w:r>
-      <w:r>
-        <w:t xml:space="preserve"> </w:t>
-      </w:r>
-      <w:r>
-        <w:t xml:space="preserve">— agent ไม่รับคำสั่งใดๆ ที่ไม่อยู่ใน allowlist ที่ตั้งค่าไว้ในเครื่องนั้นเอง</w:t>
-      </w:r>
-      <w:r>
-        <w:t xml:space="preserve"> </w:t>
-      </w:r>
-      <w:r>
-        <w:t xml:space="preserve">แม้แต่ AI ที่แปลภาษาพูดเป็นคำสั่งก็ไม่มีอำนาจตัดสินใจ — มีแค่ guardrail</w:t>
-      </w:r>
-      <w:r>
-        <w:t xml:space="preserve"> </w:t>
-      </w:r>
-      <w:r>
-        <w:t xml:space="preserve">ฝั่ง server เท่านั้นที่ตัดสินว่าคำสั่งจะถูกส่งจริงหรือไม่</w:t>
-      </w:r>
-    </w:p>
-    <w:bookmarkEnd w:id="10"/>
-    <w:bookmarkStart w:id="15" w:name="architecture"/>
+        <w:t>ทุกความสามารถถูกจำกัดขอบเขตไว้ล่วงหน้า</w:t>
+      </w:r>
+      <w:r>
+        <w:t xml:space="preserve"> — agent ไม่รับคำสั่งใดๆ ที่ไม่อยู่ใน allowlist ที่ตั้งค่าไว้ในเครื่องนั้นเอง แม้แต่ AI ที่แปลภาษาพูดเป็นคำสั่งก็ไม่มีอำนาจตัดสินใจ — มีแค่ guardrail ฝั่ง server เท่านั้นที่ตัดสินว่าคำสั่งจะถูกส่งจริงหรือไม่</w:t>
+      </w:r>
+    </w:p>
     <w:p>
       <w:pPr>
         <w:pStyle w:val="BodyText"/>
       </w:pPr>
-      <w:r>
-        <w:t xml:space="preserve">สถาปัตยกรรม</w:t>
-      </w:r>
-    </w:p>
-    <w:bookmarkStart w:id="11" w:name="สามชน-แยกหนาทชดเจน"/>
+      <w:bookmarkStart w:id="2" w:name="architecture"/>
+      <w:bookmarkEnd w:id="0"/>
+      <w:r>
+        <w:t>สถาปัตยกรรม</w:t>
+      </w:r>
+    </w:p>
     <w:p>
       <w:pPr>
         <w:pStyle w:val="Heading2"/>
       </w:pPr>
-      <w:r>
-        <w:t xml:space="preserve">สามชั้น แยกหน้าที่ชัดเจน</w:t>
+      <w:bookmarkStart w:id="3" w:name="สามชน-แยกหนาทชดเจน"/>
+      <w:r>
+        <w:t>สามชั้น แยกหน้าที่ชัดเจน</w:t>
       </w:r>
     </w:p>
     <w:p>
@@ -151,25 +109,25 @@
         <w:pStyle w:val="FirstParagraph"/>
       </w:pPr>
       <w:r>
-        <w:t xml:space="preserve">แต่ละชั้นทำหน้าที่เดียวและไว้ใจกันตามขอบเขตที่กำหนดไว้ — ไม่มีชั้นไหนที่ไว้ใจอีกชั้นเกินความจำเป็น</w:t>
-      </w:r>
-    </w:p>
-    <w:bookmarkEnd w:id="11"/>
+        <w:t>แต่ละชั้นทำหน้าที่เดียวและไว้ใจกันตามขอบเขตที่กำหนดไว้ — ไม่มีชั้นไหนที่ไว้ใจอีกชั้นเกินความจำเป็น</w:t>
+      </w:r>
+    </w:p>
+    <w:bookmarkEnd w:id="3"/>
     <w:p>
       <w:pPr>
         <w:pStyle w:val="BodyText"/>
       </w:pPr>
       <w:r>
-        <w:t xml:space="preserve">Endpoint</w:t>
-      </w:r>
-    </w:p>
-    <w:bookmarkStart w:id="12" w:name="agent"/>
+        <w:t>Endpoint</w:t>
+      </w:r>
+    </w:p>
     <w:p>
       <w:pPr>
         <w:pStyle w:val="Heading3"/>
       </w:pPr>
-      <w:r>
-        <w:t xml:space="preserve">Agent</w:t>
+      <w:bookmarkStart w:id="4" w:name="agent"/>
+      <w:r>
+        <w:t>Agent</w:t>
       </w:r>
     </w:p>
     <w:p>
@@ -177,7 +135,7 @@
         <w:pStyle w:val="FirstParagraph"/>
       </w:pPr>
       <w:r>
-        <w:t xml:space="preserve">โปรแกรม Go ตัวเบา ติดตั้งเป็น OS service (Windows Service / launchd / systemd) รันอยู่เบื้องหลังตลอดเวลา</w:t>
+        <w:t>โปรแกรม Go ตัวเบา ติดตั้งเป็น OS service (Windows Service / launchd / systemd) รันอยู่เบื้องหลังตลอดเวลา</w:t>
       </w:r>
     </w:p>
     <w:p>
@@ -185,11 +143,11 @@
         <w:pStyle w:val="Compact"/>
         <w:numPr>
           <w:ilvl w:val="0"/>
-          <w:numId w:val="1001"/>
+          <w:numId w:val="2"/>
         </w:numPr>
       </w:pPr>
       <w:r>
-        <w:t xml:space="preserve">เก็บ CPU / RAM / Disk / รายการโปรเซส ส่งเข้าส่วนกลาง</w:t>
+        <w:t>เก็บ CPU / RAM / Disk / รายการโปรเซส ส่งเข้าส่วนกลาง</w:t>
       </w:r>
     </w:p>
     <w:p>
@@ -197,23 +155,11 @@
         <w:pStyle w:val="Compact"/>
         <w:numPr>
           <w:ilvl w:val="0"/>
-          <w:numId w:val="1001"/>
+          <w:numId w:val="2"/>
         </w:numPr>
       </w:pPr>
       <w:r>
-        <w:t xml:space="preserve">รับคำสั่งได้เฉพาะที่อยู่ใน</w:t>
-      </w:r>
-      <w:r>
-        <w:t xml:space="preserve"> </w:t>
-      </w:r>
-      <w:r>
-        <w:t xml:space="preserve">allowlist</w:t>
-      </w:r>
-      <w:r>
-        <w:t xml:space="preserve"> </w:t>
-      </w:r>
-      <w:r>
-        <w:t xml:space="preserve">ของเครื่องนั้น</w:t>
+        <w:t>รับคำสั่งได้เฉพาะที่อยู่ใน allowlist ของเครื่องนั้น</w:t>
       </w:r>
     </w:p>
     <w:p>
@@ -221,29 +167,29 @@
         <w:pStyle w:val="Compact"/>
         <w:numPr>
           <w:ilvl w:val="0"/>
-          <w:numId w:val="1001"/>
+          <w:numId w:val="2"/>
         </w:numPr>
       </w:pPr>
       <w:r>
-        <w:t xml:space="preserve">ซ่อมตัวเองได้: restart service ที่ล่ม, เคลียร์ disk เต็ม, ตรวจจับ memory leak</w:t>
-      </w:r>
-    </w:p>
-    <w:bookmarkEnd w:id="12"/>
+        <w:t>ซ่อมตัวเองได้: restart service ที่ล่ม, เคลียร์ disk เต็ม, ตรวจจับ memory leak</w:t>
+      </w:r>
+    </w:p>
+    <w:bookmarkEnd w:id="4"/>
     <w:p>
       <w:pPr>
         <w:pStyle w:val="FirstParagraph"/>
       </w:pPr>
       <w:r>
-        <w:t xml:space="preserve">Control plane</w:t>
-      </w:r>
-    </w:p>
-    <w:bookmarkStart w:id="13" w:name="central-server"/>
+        <w:t>Control plane</w:t>
+      </w:r>
+    </w:p>
     <w:p>
       <w:pPr>
         <w:pStyle w:val="Heading3"/>
       </w:pPr>
-      <w:r>
-        <w:t xml:space="preserve">Central Server</w:t>
+      <w:bookmarkStart w:id="5" w:name="central-server"/>
+      <w:r>
+        <w:t>Central Server</w:t>
       </w:r>
     </w:p>
     <w:p>
@@ -251,7 +197,7 @@
         <w:pStyle w:val="FirstParagraph"/>
       </w:pPr>
       <w:r>
-        <w:t xml:space="preserve">รับการเชื่อมต่อจาก agent ทุกเครื่อง แปลภาษาพูดเป็นคำสั่งด้วย AI แล้วตรวจซ้ำก่อนส่งจริง</w:t>
+        <w:t>รับการเชื่อมต่อจาก agent ทุกเครื่อง แปลภาษาพูดเป็นคำสั่งด้วย AI แล้วตรวจซ้ำก่อนส่งจริง</w:t>
       </w:r>
     </w:p>
     <w:p>
@@ -259,23 +205,11 @@
         <w:pStyle w:val="Compact"/>
         <w:numPr>
           <w:ilvl w:val="0"/>
-          <w:numId w:val="1002"/>
+          <w:numId w:val="3"/>
         </w:numPr>
       </w:pPr>
       <w:r>
-        <w:t xml:space="preserve">เซ็นคำสั่งด้วย</w:t>
-      </w:r>
-      <w:r>
-        <w:t xml:space="preserve"> </w:t>
-      </w:r>
-      <w:r>
-        <w:t xml:space="preserve">HMAC-SHA256</w:t>
-      </w:r>
-      <w:r>
-        <w:t xml:space="preserve"> </w:t>
-      </w:r>
-      <w:r>
-        <w:t xml:space="preserve">ก่อนส่งให้ agent ทุกครั้ง</w:t>
+        <w:t>เซ็นคำสั่งด้วย HMAC-SHA256 ก่อนส่งให้ agent ทุกครั้ง</w:t>
       </w:r>
     </w:p>
     <w:p>
@@ -283,11 +217,11 @@
         <w:pStyle w:val="Compact"/>
         <w:numPr>
           <w:ilvl w:val="0"/>
-          <w:numId w:val="1002"/>
+          <w:numId w:val="3"/>
         </w:numPr>
       </w:pPr>
       <w:r>
-        <w:t xml:space="preserve">Guardrail ตรวจสอบสิทธิ์/ขอบเขต/การยืนยัน โดยไม่พึ่งคำตัดสินของ AI</w:t>
+        <w:t>Guardrail ตรวจสอบสิทธิ์/ขอบเขต/การยืนยัน โดยไม่พึ่งคำตัดสินของ AI</w:t>
       </w:r>
     </w:p>
     <w:p>
@@ -295,29 +229,30 @@
         <w:pStyle w:val="Compact"/>
         <w:numPr>
           <w:ilvl w:val="0"/>
-          <w:numId w:val="1002"/>
+          <w:numId w:val="3"/>
         </w:numPr>
       </w:pPr>
       <w:r>
-        <w:t xml:space="preserve">เก็บ log และประวัติการสั่งงานลงฐานข้อมูลถาวร</w:t>
-      </w:r>
-    </w:p>
-    <w:bookmarkEnd w:id="13"/>
+        <w:t>เก็บ log และประวัติการสั่งงานลงฐานข้อมูลถาวร</w:t>
+      </w:r>
+    </w:p>
+    <w:bookmarkEnd w:id="5"/>
     <w:p>
       <w:pPr>
         <w:pStyle w:val="FirstParagraph"/>
       </w:pPr>
       <w:r>
-        <w:t xml:space="preserve">Interface</w:t>
-      </w:r>
-    </w:p>
-    <w:bookmarkStart w:id="14" w:name="dashboard"/>
+        <w:t>Interface</w:t>
+      </w:r>
+    </w:p>
     <w:p>
       <w:pPr>
         <w:pStyle w:val="Heading3"/>
       </w:pPr>
-      <w:r>
-        <w:t xml:space="preserve">Dashboard</w:t>
+      <w:bookmarkStart w:id="6" w:name="dashboard"/>
+      <w:r>
+        <w:lastRenderedPageBreak/>
+        <w:t>Dashboard</w:t>
       </w:r>
     </w:p>
     <w:p>
@@ -325,7 +260,7 @@
         <w:pStyle w:val="FirstParagraph"/>
       </w:pPr>
       <w:r>
-        <w:t xml:space="preserve">เว็บแอปสำหรับทีม IT — ล็อกอินด้วยบัญชีจริง เห็นสถานะสด สั่งงาน และดูย้อนหลังได้</w:t>
+        <w:t>เว็บแอปสำหรับทีม IT — ล็อกอินด้วยบัญชีจริง เห็นสถานะสด สั่งงาน และดูย้อนหลังได้</w:t>
       </w:r>
     </w:p>
     <w:p>
@@ -333,11 +268,11 @@
         <w:pStyle w:val="Compact"/>
         <w:numPr>
           <w:ilvl w:val="0"/>
-          <w:numId w:val="1003"/>
+          <w:numId w:val="4"/>
         </w:numPr>
       </w:pPr>
       <w:r>
-        <w:t xml:space="preserve">ระบบ login จริง ต่อคน — รู้ว่าใครสั่งอะไรเมื่อไหร่</w:t>
+        <w:t>ระบบ login จริง ต่อคน — รู้ว่าใครสั่งอะไรเมื่อไหร่</w:t>
       </w:r>
     </w:p>
     <w:p>
@@ -345,11 +280,11 @@
         <w:pStyle w:val="Compact"/>
         <w:numPr>
           <w:ilvl w:val="0"/>
-          <w:numId w:val="1003"/>
+          <w:numId w:val="4"/>
         </w:numPr>
       </w:pPr>
       <w:r>
-        <w:t xml:space="preserve">เลือกเครื่องเป้าหมายก่อนพิมพ์คำสั่งได้ ลดโอกาส AI เข้าใจผิด</w:t>
+        <w:t>เลือกเครื่องเป้าหมายก่อนพิมพ์คำสั่งได้ ลดโอกาส AI เข้าใจผิด</w:t>
       </w:r>
     </w:p>
     <w:p>
@@ -357,14 +292,14 @@
         <w:pStyle w:val="Compact"/>
         <w:numPr>
           <w:ilvl w:val="0"/>
-          <w:numId w:val="1003"/>
+          <w:numId w:val="4"/>
         </w:numPr>
       </w:pPr>
       <w:r>
-        <w:t xml:space="preserve">กราฟเทรนด์ CPU/RAM/Disk ย้อนหลัง ดูเป็นตารางได้เช่นกัน</w:t>
-      </w:r>
-    </w:p>
-    <w:bookmarkEnd w:id="14"/>
+        <w:t>กราฟเทรนด์ CPU/RAM/Disk ย้อนหลัง ดูเป็นตารางได้เช่นกัน</w:t>
+      </w:r>
+    </w:p>
+    <w:bookmarkEnd w:id="6"/>
     <w:p>
       <w:pPr>
         <w:pStyle w:val="SourceCode"/>
@@ -376,7 +311,7 @@
         <w:rPr>
           <w:rStyle w:val="VerbatimChar"/>
         </w:rPr>
-        <w:t xml:space="preserve">flowchart LR</w:t>
+        <w:t>flowchart LR</w:t>
       </w:r>
       <w:r>
         <w:br/>
@@ -403,7 +338,7 @@
         <w:rPr>
           <w:rStyle w:val="VerbatimChar"/>
         </w:rPr>
-        <w:t xml:space="preserve">self-healing loops"]</w:t>
+        <w:t>self-healing loops"]</w:t>
       </w:r>
       <w:r>
         <w:br/>
@@ -442,7 +377,7 @@
         <w:rPr>
           <w:rStyle w:val="VerbatimChar"/>
         </w:rPr>
-        <w:t xml:space="preserve">+ HMAC signing"]</w:t>
+        <w:t>+ HMAC signing"]</w:t>
       </w:r>
       <w:r>
         <w:br/>
@@ -460,7 +395,7 @@
         <w:rPr>
           <w:rStyle w:val="VerbatimChar"/>
         </w:rPr>
-        <w:t xml:space="preserve">(Groq / Llama 3.3)"]</w:t>
+        <w:t>(Groq / Llama 3.3)"]</w:t>
       </w:r>
       <w:r>
         <w:br/>
@@ -478,7 +413,7 @@
         <w:rPr>
           <w:rStyle w:val="VerbatimChar"/>
         </w:rPr>
-        <w:t xml:space="preserve">(authority ที่แท้จริง)"]</w:t>
+        <w:t>(authority ที่แท้จริง)"]</w:t>
       </w:r>
       <w:r>
         <w:br/>
@@ -496,7 +431,7 @@
         <w:rPr>
           <w:rStyle w:val="VerbatimChar"/>
         </w:rPr>
-        <w:t xml:space="preserve">users · sessions · telemetry · history")]</w:t>
+        <w:t>users · sessions · telemetry · history")]</w:t>
       </w:r>
       <w:r>
         <w:br/>
@@ -609,7 +544,7 @@
         <w:pStyle w:val="FirstParagraph"/>
       </w:pPr>
       <w:r>
-        <w:t xml:space="preserve">01</w:t>
+        <w:t>01</w:t>
       </w:r>
     </w:p>
     <w:p>
@@ -617,19 +552,7 @@
         <w:pStyle w:val="BodyText"/>
       </w:pPr>
       <w:r>
-        <w:t xml:space="preserve">Agent เชื่อมต่อ server ผ่าน</w:t>
-      </w:r>
-      <w:r>
-        <w:t xml:space="preserve"> </w:t>
-      </w:r>
-      <w:r>
-        <w:t xml:space="preserve">wss://</w:t>
-      </w:r>
-      <w:r>
-        <w:t xml:space="preserve"> </w:t>
-      </w:r>
-      <w:r>
-        <w:t xml:space="preserve">เท่านั้น (ปฏิเสธ plaintext ตั้งแต่ระดับ config)</w:t>
+        <w:t>Agent เชื่อมต่อ server ผ่าน wss:// เท่านั้น (ปฏิเสธ plaintext ตั้งแต่ระดับ config)</w:t>
       </w:r>
     </w:p>
     <w:p>
@@ -637,7 +560,7 @@
         <w:pStyle w:val="BodyText"/>
       </w:pPr>
       <w:r>
-        <w:t xml:space="preserve">02</w:t>
+        <w:t>02</w:t>
       </w:r>
     </w:p>
     <w:p>
@@ -645,23 +568,17 @@
         <w:pStyle w:val="BodyText"/>
       </w:pPr>
       <w:r>
-        <w:t xml:space="preserve">คำสั่งภาษาพูดผ่าน AI มาก่อน แต่ AI</w:t>
-      </w:r>
-      <w:r>
-        <w:t xml:space="preserve"> </w:t>
+        <w:t xml:space="preserve">คำสั่งภาษาพูดผ่าน AI มาก่อน แต่ AI </w:t>
       </w:r>
       <w:r>
         <w:rPr>
           <w:b/>
           <w:bCs/>
         </w:rPr>
-        <w:t xml:space="preserve">ไม่ใช่ผู้มีอำนาจตัดสินใจ</w:t>
-      </w:r>
-      <w:r>
-        <w:t xml:space="preserve"> </w:t>
-      </w:r>
-      <w:r>
-        <w:t xml:space="preserve">— guardrail ฝั่ง server ตรวจซ้ำอิสระทุกครั้ง (ขอบเขตเครื่อง, allowlist, ต้องยืนยันหรือไม่)</w:t>
+        <w:t>ไม่ใช่ผู้มีอำนาจตัดสินใจ</w:t>
+      </w:r>
+      <w:r>
+        <w:t xml:space="preserve"> — guardrail ฝั่ง server ตรวจซ้ำอิสระทุกครั้ง (ขอบเขตเครื่อง, allowlist, ต้องยืนยันหรือไม่)</w:t>
       </w:r>
     </w:p>
     <w:p>
@@ -669,7 +586,7 @@
         <w:pStyle w:val="BodyText"/>
       </w:pPr>
       <w:r>
-        <w:t xml:space="preserve">03</w:t>
+        <w:t>03</w:t>
       </w:r>
     </w:p>
     <w:p>
@@ -677,26 +594,27 @@
         <w:pStyle w:val="BodyText"/>
       </w:pPr>
       <w:r>
-        <w:t xml:space="preserve">ทุกคำสั่งที่ผ่านการอนุมัติจะถูกเซ็นด้วย HMAC ก่อนส่งให้ agent — agent ตรวจลายเซ็นซ้ำอีกชั้นก่อนทำงานจริง</w:t>
-      </w:r>
-    </w:p>
-    <w:bookmarkEnd w:id="15"/>
-    <w:bookmarkStart w:id="17" w:name="stack"/>
+        <w:lastRenderedPageBreak/>
+        <w:t>ทุกคำสั่งที่ผ่านการอนุมัติจะถูกเซ็นด้วย HMAC ก่อนส่งให้ agent — agent ตรวจลายเซ็นซ้ำอีกชั้นก่อนทำงานจริง</w:t>
+      </w:r>
+    </w:p>
     <w:p>
       <w:pPr>
         <w:pStyle w:val="BodyText"/>
       </w:pPr>
-      <w:r>
-        <w:t xml:space="preserve">เครื่องมือที่ใช้</w:t>
-      </w:r>
-    </w:p>
-    <w:bookmarkStart w:id="16" w:name="technology-stack"/>
+      <w:bookmarkStart w:id="7" w:name="stack"/>
+      <w:bookmarkEnd w:id="2"/>
+      <w:r>
+        <w:t>เครื่องมือที่ใช้</w:t>
+      </w:r>
+    </w:p>
     <w:p>
       <w:pPr>
         <w:pStyle w:val="Heading2"/>
       </w:pPr>
-      <w:r>
-        <w:t xml:space="preserve">Technology Stack</w:t>
+      <w:bookmarkStart w:id="8" w:name="technology-stack"/>
+      <w:r>
+        <w:t>Technology Stack</w:t>
       </w:r>
     </w:p>
     <w:p>
@@ -704,364 +622,390 @@
         <w:pStyle w:val="FirstParagraph"/>
       </w:pPr>
       <w:r>
-        <w:t xml:space="preserve">เลือกใช้เครื่องมือ open-source ที่โตแล้วและมี free tier ที่เพียงพอ ไม่ผูกกับ license รายหัว</w:t>
-      </w:r>
-    </w:p>
-    <w:bookmarkEnd w:id="16"/>
+        <w:t>เลือกใช้เครื่องมือ open-source ที่โตแล้วและมี free tier ที่เพียงพอ ไม่ผูกกับ license รายหัว</w:t>
+      </w:r>
+    </w:p>
     <w:tbl>
       <w:tblPr>
         <w:tblStyle w:val="Table"/>
-        <w:tblW w:type="auto" w:w="0"/>
-        <w:tblLook w:firstRow="1" w:lastRow="0" w:firstColumn="0" w:lastColumn="0" w:noHBand="0" w:noVBand="0" w:val="0020"/>
+        <w:tblW w:w="0" w:type="auto"/>
+        <w:tblLook w:val="0020" w:firstRow="1" w:lastRow="0" w:firstColumn="0" w:lastColumn="0" w:noHBand="0" w:noVBand="0"/>
       </w:tblPr>
       <w:tblGrid>
-        <w:gridCol w:w="2640"/>
-        <w:gridCol w:w="2640"/>
-        <w:gridCol w:w="2640"/>
+        <w:gridCol w:w="1186"/>
+        <w:gridCol w:w="5722"/>
+        <w:gridCol w:w="2668"/>
       </w:tblGrid>
       <w:tr>
         <w:trPr>
-          <w:tblHeader w:val="on"/>
+          <w:cnfStyle w:val="100000000000" w:firstRow="1" w:lastRow="0" w:firstColumn="0" w:lastColumn="0" w:oddVBand="0" w:evenVBand="0" w:oddHBand="0" w:evenHBand="0" w:firstRowFirstColumn="0" w:firstRowLastColumn="0" w:lastRowFirstColumn="0" w:lastRowLastColumn="0"/>
+          <w:tblHeader/>
         </w:trPr>
         <w:tc>
-          <w:tcPr/>
+          <w:tcPr>
+            <w:tcW w:w="0" w:type="auto"/>
+          </w:tcPr>
+          <w:bookmarkEnd w:id="8"/>
           <w:p>
             <w:pPr>
               <w:pStyle w:val="Compact"/>
             </w:pPr>
             <w:r>
-              <w:t xml:space="preserve">ชั้นระบบ</w:t>
+              <w:t>ชั้นระบบ</w:t>
             </w:r>
           </w:p>
         </w:tc>
         <w:tc>
-          <w:tcPr/>
+          <w:tcPr>
+            <w:tcW w:w="0" w:type="auto"/>
+          </w:tcPr>
           <w:p>
             <w:pPr>
               <w:pStyle w:val="Compact"/>
             </w:pPr>
             <w:r>
-              <w:t xml:space="preserve">เทคโนโลยี</w:t>
+              <w:t>เทคโนโลยี</w:t>
             </w:r>
           </w:p>
         </w:tc>
         <w:tc>
-          <w:tcPr/>
+          <w:tcPr>
+            <w:tcW w:w="0" w:type="auto"/>
+          </w:tcPr>
           <w:p>
             <w:pPr>
               <w:pStyle w:val="Compact"/>
             </w:pPr>
             <w:r>
-              <w:t xml:space="preserve">เหตุผลที่เลือก</w:t>
+              <w:t>เหตุผลที่เลือก</w:t>
             </w:r>
           </w:p>
         </w:tc>
       </w:tr>
       <w:tr>
         <w:tc>
-          <w:tcPr/>
+          <w:tcPr>
+            <w:tcW w:w="0" w:type="auto"/>
+          </w:tcPr>
           <w:p>
             <w:pPr>
               <w:pStyle w:val="Compact"/>
             </w:pPr>
             <w:r>
-              <w:t xml:space="preserve">Agent</w:t>
+              <w:t>Agent</w:t>
             </w:r>
           </w:p>
         </w:tc>
         <w:tc>
-          <w:tcPr/>
+          <w:tcPr>
+            <w:tcW w:w="0" w:type="auto"/>
+          </w:tcPr>
           <w:p>
             <w:pPr>
               <w:pStyle w:val="Compact"/>
             </w:pPr>
             <w:r>
-              <w:t xml:space="preserve">Go 1.22+</w:t>
-            </w:r>
-            <w:r>
-              <w:t xml:space="preserve"> </w:t>
-            </w:r>
-            <w:r>
-              <w:t xml:space="preserve">· gopsutil · gorilla/websocket · kardianos/service · zerolog</w:t>
+              <w:t>Go 1.22+ · gopsutil · gorilla/websocket · kardianos/service · zerolog</w:t>
             </w:r>
           </w:p>
         </w:tc>
         <w:tc>
-          <w:tcPr/>
+          <w:tcPr>
+            <w:tcW w:w="0" w:type="auto"/>
+          </w:tcPr>
           <w:p>
             <w:pPr>
               <w:pStyle w:val="Compact"/>
             </w:pPr>
             <w:r>
-              <w:t xml:space="preserve">Binary เดียวจบ ไม่ต้องพึ่ง runtime ภายนอก ใช้ RAM/CPU ต่ำ เหมาะรันค้างตลอดเวลาบนเครื่องผู้ใช้</w:t>
+              <w:t>Binary เดียวจบ ไม่ต้องพึ่ง runtime ภายนอก ใช้ RAM/CPU ต่ำ เหมาะรันค้างตลอดเวลาบนเครื่องผู้ใช้</w:t>
             </w:r>
           </w:p>
         </w:tc>
       </w:tr>
       <w:tr>
         <w:tc>
-          <w:tcPr/>
+          <w:tcPr>
+            <w:tcW w:w="0" w:type="auto"/>
+          </w:tcPr>
           <w:p>
             <w:pPr>
               <w:pStyle w:val="Compact"/>
             </w:pPr>
             <w:r>
-              <w:t xml:space="preserve">Central Server</w:t>
+              <w:t>Central Server</w:t>
             </w:r>
           </w:p>
         </w:tc>
         <w:tc>
-          <w:tcPr/>
+          <w:tcPr>
+            <w:tcW w:w="0" w:type="auto"/>
+          </w:tcPr>
           <w:p>
             <w:pPr>
               <w:pStyle w:val="Compact"/>
             </w:pPr>
             <w:r>
-              <w:t xml:space="preserve">Node.js</w:t>
-            </w:r>
-            <w:r>
-              <w:t xml:space="preserve"> </w:t>
-            </w:r>
-            <w:r>
-              <w:t xml:space="preserve">· TypeScript · Express · ws · bcryptjs · zod</w:t>
+              <w:t>Node.js · TypeScript · Express · ws · bcryptjs · zod</w:t>
             </w:r>
           </w:p>
         </w:tc>
         <w:tc>
-          <w:tcPr/>
+          <w:tcPr>
+            <w:tcW w:w="0" w:type="auto"/>
+          </w:tcPr>
           <w:p>
             <w:pPr>
               <w:pStyle w:val="Compact"/>
             </w:pPr>
             <w:r>
-              <w:t xml:space="preserve">Ecosystem ใหญ่ พัฒนาเร็ว type-safe ด้วย TypeScript ลดบั๊กจากชนิดข้อมูลผิด</w:t>
+              <w:t>Ecosystem ใหญ่ พัฒนาเร็ว type-safe ด้วย TypeScript ลดบั๊กจากชนิดข้อมูลผิด</w:t>
             </w:r>
           </w:p>
         </w:tc>
       </w:tr>
       <w:tr>
         <w:tc>
-          <w:tcPr/>
+          <w:tcPr>
+            <w:tcW w:w="0" w:type="auto"/>
+          </w:tcPr>
           <w:p>
             <w:pPr>
               <w:pStyle w:val="Compact"/>
             </w:pPr>
             <w:r>
-              <w:t xml:space="preserve">ฐานข้อมูล</w:t>
+              <w:t>ฐานข้อมูล</w:t>
             </w:r>
           </w:p>
         </w:tc>
         <w:tc>
-          <w:tcPr/>
+          <w:tcPr>
+            <w:tcW w:w="0" w:type="auto"/>
+          </w:tcPr>
           <w:p>
             <w:pPr>
               <w:pStyle w:val="Compact"/>
             </w:pPr>
             <w:r>
-              <w:t xml:space="preserve">PostgreSQL 17</w:t>
+              <w:t>PostgreSQL 17</w:t>
             </w:r>
           </w:p>
         </w:tc>
         <w:tc>
-          <w:tcPr/>
+          <w:tcPr>
+            <w:tcW w:w="0" w:type="auto"/>
+          </w:tcPr>
           <w:p>
             <w:pPr>
               <w:pStyle w:val="Compact"/>
             </w:pPr>
             <w:r>
-              <w:t xml:space="preserve">Open-source, เสถียรระดับองค์กร, รองรับทั้งข้อมูล structured และ JSONB ในตัวเดียว</w:t>
+              <w:t>Open-source, เสถียรระดับองค์กร, รองรับทั้งข้อมูล structured และ JSONB ในตัวเดียว</w:t>
             </w:r>
           </w:p>
         </w:tc>
       </w:tr>
       <w:tr>
         <w:tc>
-          <w:tcPr/>
+          <w:tcPr>
+            <w:tcW w:w="0" w:type="auto"/>
+          </w:tcPr>
           <w:p>
             <w:pPr>
               <w:pStyle w:val="Compact"/>
             </w:pPr>
             <w:r>
-              <w:t xml:space="preserve">AI</w:t>
+              <w:t>AI</w:t>
             </w:r>
           </w:p>
         </w:tc>
         <w:tc>
-          <w:tcPr/>
+          <w:tcPr>
+            <w:tcW w:w="0" w:type="auto"/>
+          </w:tcPr>
           <w:p>
             <w:pPr>
               <w:pStyle w:val="Compact"/>
             </w:pPr>
             <w:r>
-              <w:t xml:space="preserve">Groq API</w:t>
-            </w:r>
-            <w:r>
-              <w:t xml:space="preserve"> </w:t>
-            </w:r>
-            <w:r>
-              <w:t xml:space="preserve">(Llama 3.3 70B) ผ่าน OpenAI-compatible SDK</w:t>
+              <w:t>Groq API (Llama 3.3 70B) ผ่าน OpenAI-compatible SDK</w:t>
             </w:r>
           </w:p>
         </w:tc>
         <w:tc>
-          <w:tcPr/>
+          <w:tcPr>
+            <w:tcW w:w="0" w:type="auto"/>
+          </w:tcPr>
           <w:p>
             <w:pPr>
               <w:pStyle w:val="Compact"/>
             </w:pPr>
             <w:r>
-              <w:t xml:space="preserve">Free tier ใช้งานได้จริง ไม่ต้องผูกบัตรเครดิต สลับไปผู้ให้บริการอื่นได้ในอนาคตเพราะใช้ interface มาตรฐาน</w:t>
+              <w:t>Free tier ใช้งานได้จริง ไม่ต้องผูกบัตรเครดิต สลับไปผู้ให้บริการอื่นได้ในอนาคตเพราะใช้ interface มาตรฐาน</w:t>
             </w:r>
           </w:p>
         </w:tc>
       </w:tr>
       <w:tr>
         <w:tc>
-          <w:tcPr/>
+          <w:tcPr>
+            <w:tcW w:w="0" w:type="auto"/>
+          </w:tcPr>
           <w:p>
             <w:pPr>
               <w:pStyle w:val="Compact"/>
             </w:pPr>
             <w:r>
-              <w:t xml:space="preserve">Dashboard</w:t>
+              <w:t>Dashboard</w:t>
             </w:r>
           </w:p>
         </w:tc>
         <w:tc>
-          <w:tcPr/>
+          <w:tcPr>
+            <w:tcW w:w="0" w:type="auto"/>
+          </w:tcPr>
           <w:p>
             <w:pPr>
               <w:pStyle w:val="Compact"/>
             </w:pPr>
             <w:r>
-              <w:t xml:space="preserve">Next.js 16</w:t>
-            </w:r>
-            <w:r>
-              <w:t xml:space="preserve"> </w:t>
-            </w:r>
-            <w:r>
-              <w:t xml:space="preserve">· React 19 · Tailwind CSS</w:t>
+              <w:t>Next.js 16 · React 19 · Tailwind CSS</w:t>
             </w:r>
           </w:p>
         </w:tc>
         <w:tc>
-          <w:tcPr/>
+          <w:tcPr>
+            <w:tcW w:w="0" w:type="auto"/>
+          </w:tcPr>
           <w:p>
             <w:pPr>
               <w:pStyle w:val="Compact"/>
             </w:pPr>
             <w:r>
-              <w:t xml:space="preserve">Render ฝั่งเซิร์ฟเวอร์ได้ โหลดเร็ว ecosystem component พร้อมใช้เยอะ</w:t>
+              <w:t>Render ฝั่งเซิร์ฟเวอร์ได้ โหลดเร็ว ecosystem component พร้อมใช้เยอะ</w:t>
             </w:r>
           </w:p>
         </w:tc>
       </w:tr>
       <w:tr>
         <w:tc>
-          <w:tcPr/>
+          <w:tcPr>
+            <w:tcW w:w="0" w:type="auto"/>
+          </w:tcPr>
           <w:p>
             <w:pPr>
               <w:pStyle w:val="Compact"/>
             </w:pPr>
             <w:r>
-              <w:t xml:space="preserve">การติดตั้ง</w:t>
+              <w:t>การติดตั้ง</w:t>
             </w:r>
           </w:p>
         </w:tc>
         <w:tc>
-          <w:tcPr/>
+          <w:tcPr>
+            <w:tcW w:w="0" w:type="auto"/>
+          </w:tcPr>
           <w:p>
             <w:pPr>
               <w:pStyle w:val="Compact"/>
             </w:pPr>
             <w:r>
-              <w:t xml:space="preserve">Windows Service · launchd (macOS) · systemd (Linux)</w:t>
+              <w:t>Windows Service · launchd (macOS) · systemd (Linux)</w:t>
             </w:r>
           </w:p>
         </w:tc>
         <w:tc>
-          <w:tcPr/>
+          <w:tcPr>
+            <w:tcW w:w="0" w:type="auto"/>
+          </w:tcPr>
           <w:p>
             <w:pPr>
               <w:pStyle w:val="Compact"/>
             </w:pPr>
             <w:r>
-              <w:t xml:space="preserve">ใช้กลไก service ของแต่ละ OS โดยตรง มองเห็นได้ใน Task Manager/Activity Monitor ตามปกติ ไม่ซ่อนตัว</w:t>
+              <w:t>ใช้กลไก service ของแต่ละ OS โดยตรง มองเห็นได้ใน Task Manager/Activity Monitor ตามปกติ ไม่ซ่อนตัว</w:t>
             </w:r>
           </w:p>
         </w:tc>
       </w:tr>
       <w:tr>
         <w:tc>
-          <w:tcPr/>
+          <w:tcPr>
+            <w:tcW w:w="0" w:type="auto"/>
+          </w:tcPr>
           <w:p>
             <w:pPr>
               <w:pStyle w:val="Compact"/>
             </w:pPr>
             <w:r>
-              <w:t xml:space="preserve">ความปลอดภัย</w:t>
+              <w:t>ความปลอดภัย</w:t>
             </w:r>
           </w:p>
         </w:tc>
         <w:tc>
-          <w:tcPr/>
+          <w:tcPr>
+            <w:tcW w:w="0" w:type="auto"/>
+          </w:tcPr>
           <w:p>
             <w:pPr>
               <w:pStyle w:val="Compact"/>
             </w:pPr>
             <w:r>
-              <w:t xml:space="preserve">HMAC-SHA256 · bcrypt · TLS/mTLS · session token ใน Postgres</w:t>
+              <w:t>HMAC-SHA256 · bcrypt · TLS/mTLS · session token ใน Postgres</w:t>
             </w:r>
           </w:p>
         </w:tc>
         <w:tc>
-          <w:tcPr/>
+          <w:tcPr>
+            <w:tcW w:w="0" w:type="auto"/>
+          </w:tcPr>
           <w:p>
             <w:pPr>
               <w:pStyle w:val="Compact"/>
             </w:pPr>
             <w:r>
-              <w:t xml:space="preserve">คำสั่งปลอมแปลงไม่ได้แม้แต่ตัวกลางถูกแฮ็ก รหัสผ่านไม่เก็บเป็น plaintext</w:t>
+              <w:t>คำสั่งปลอมแปลงไม่ได้แม้แต่ตัวกลางถูกแฮ็ก รหัสผ่านไม่เก็บเป็น plaintext</w:t>
             </w:r>
           </w:p>
         </w:tc>
       </w:tr>
     </w:tbl>
-    <w:bookmarkEnd w:id="17"/>
-    <w:bookmarkStart w:id="25" w:name="benefits"/>
     <w:p>
       <w:pPr>
         <w:pStyle w:val="BodyText"/>
       </w:pPr>
-      <w:r>
-        <w:t xml:space="preserve">ประโยชน์ต่อองค์กร</w:t>
-      </w:r>
-    </w:p>
-    <w:bookmarkStart w:id="18" w:name="สงทบรษทไดรบจรง"/>
+      <w:bookmarkStart w:id="9" w:name="benefits"/>
+      <w:bookmarkEnd w:id="7"/>
+      <w:r>
+        <w:t>ประโยชน์ต่อองค์กร</w:t>
+      </w:r>
+    </w:p>
     <w:p>
       <w:pPr>
         <w:pStyle w:val="Heading2"/>
       </w:pPr>
-      <w:r>
-        <w:t xml:space="preserve">สิ่งที่บริษัทได้รับจริง</w:t>
-      </w:r>
-    </w:p>
-    <w:bookmarkEnd w:id="18"/>
+      <w:bookmarkStart w:id="10" w:name="สงทบรษทไดรบจรง"/>
+      <w:r>
+        <w:t>สิ่งที่บริษัทได้รับจริง</w:t>
+      </w:r>
+    </w:p>
+    <w:bookmarkEnd w:id="10"/>
     <w:p>
       <w:pPr>
         <w:pStyle w:val="FirstParagraph"/>
       </w:pPr>
       <w:r>
-        <w:t xml:space="preserve">◎</w:t>
-      </w:r>
-    </w:p>
-    <w:bookmarkStart w:id="19" w:name="มองเหนทกเครองจากทเดยว"/>
+        <w:t>◎</w:t>
+      </w:r>
+    </w:p>
     <w:p>
       <w:pPr>
         <w:pStyle w:val="Heading3"/>
       </w:pPr>
-      <w:r>
-        <w:t xml:space="preserve">มองเห็นทุกเครื่องจากที่เดียว</w:t>
+      <w:bookmarkStart w:id="11" w:name="มองเหนทกเครองจากทเดยว"/>
+      <w:r>
+        <w:lastRenderedPageBreak/>
+        <w:t>มองเห็นทุกเครื่องจากที่เดียว</w:t>
       </w:r>
     </w:p>
     <w:p>
@@ -1069,25 +1013,25 @@
         <w:pStyle w:val="FirstParagraph"/>
       </w:pPr>
       <w:r>
-        <w:t xml:space="preserve">CPU/RAM/Disk/โปรเซสของทุกเครื่องแบบเรียลไทม์ ไม่ต้องเดินไปดูหรือรอพนักงานแจ้ง</w:t>
-      </w:r>
-    </w:p>
-    <w:bookmarkEnd w:id="19"/>
+        <w:t>CPU/RAM/Disk/โปรเซสของทุกเครื่องแบบเรียลไทม์ ไม่ต้องเดินไปดูหรือรอพนักงานแจ้ง</w:t>
+      </w:r>
+    </w:p>
+    <w:bookmarkEnd w:id="11"/>
     <w:p>
       <w:pPr>
         <w:pStyle w:val="BodyText"/>
       </w:pPr>
       <w:r>
-        <w:t xml:space="preserve">⇢</w:t>
-      </w:r>
-    </w:p>
-    <w:bookmarkStart w:id="20" w:name="แกปญหาระยะไกลไดทนท"/>
+        <w:t>⇢</w:t>
+      </w:r>
+    </w:p>
     <w:p>
       <w:pPr>
         <w:pStyle w:val="Heading3"/>
       </w:pPr>
-      <w:r>
-        <w:t xml:space="preserve">แก้ปัญหาระยะไกลได้ทันที</w:t>
+      <w:bookmarkStart w:id="12" w:name="แกปญหาระยะไกลไดทนท"/>
+      <w:r>
+        <w:t>แก้ปัญหาระยะไกลได้ทันที</w:t>
       </w:r>
     </w:p>
     <w:p>
@@ -1095,25 +1039,25 @@
         <w:pStyle w:val="FirstParagraph"/>
       </w:pPr>
       <w:r>
-        <w:t xml:space="preserve">ปิดโปรแกรมค้าง เคลียร์พื้นที่ รีสตาร์ทเครื่อง — โดยไม่ต้องเดินทางไปหน้างาน</w:t>
-      </w:r>
-    </w:p>
-    <w:bookmarkEnd w:id="20"/>
+        <w:t>ปิดโปรแกรมค้าง เคลียร์พื้นที่ รีสตาร์ทเครื่อง — โดยไม่ต้องเดินทางไปหน้างาน</w:t>
+      </w:r>
+    </w:p>
+    <w:bookmarkEnd w:id="12"/>
     <w:p>
       <w:pPr>
         <w:pStyle w:val="BodyText"/>
       </w:pPr>
       <w:r>
-        <w:t xml:space="preserve">↻</w:t>
-      </w:r>
-    </w:p>
-    <w:bookmarkStart w:id="21" w:name="ระบบซอมตวเองได"/>
+        <w:t>↻</w:t>
+      </w:r>
+    </w:p>
     <w:p>
       <w:pPr>
         <w:pStyle w:val="Heading3"/>
       </w:pPr>
-      <w:r>
-        <w:t xml:space="preserve">ระบบซ่อมตัวเองได้</w:t>
+      <w:bookmarkStart w:id="13" w:name="ระบบซอมตวเองได"/>
+      <w:r>
+        <w:t>ระบบซ่อมตัวเองได้</w:t>
       </w:r>
     </w:p>
     <w:p>
@@ -1121,25 +1065,25 @@
         <w:pStyle w:val="FirstParagraph"/>
       </w:pPr>
       <w:r>
-        <w:t xml:space="preserve">Service ล่มก็ restart เอง, disk ใกล้เต็มก็เคลียร์ก่อนเป็นปัญหา, memory leak แจ้งเตือนล่วงหน้า</w:t>
-      </w:r>
-    </w:p>
-    <w:bookmarkEnd w:id="21"/>
+        <w:t>Service ล่มก็ restart เอง, disk ใกล้เต็มก็เคลียร์ก่อนเป็นปัญหา, memory leak แจ้งเตือนล่วงหน้า</w:t>
+      </w:r>
+    </w:p>
+    <w:bookmarkEnd w:id="13"/>
     <w:p>
       <w:pPr>
         <w:pStyle w:val="BodyText"/>
       </w:pPr>
       <w:r>
-        <w:t xml:space="preserve">▤</w:t>
-      </w:r>
-    </w:p>
-    <w:bookmarkStart w:id="22" w:name="ตรวจสอบยอนหลงไดจรง"/>
+        <w:t>▤</w:t>
+      </w:r>
+    </w:p>
     <w:p>
       <w:pPr>
         <w:pStyle w:val="Heading3"/>
       </w:pPr>
-      <w:r>
-        <w:t xml:space="preserve">ตรวจสอบย้อนหลังได้จริง</w:t>
+      <w:bookmarkStart w:id="14" w:name="ตรวจสอบยอนหลงไดจรง"/>
+      <w:r>
+        <w:t>ตรวจสอบย้อนหลังได้จริง</w:t>
       </w:r>
     </w:p>
     <w:p>
@@ -1147,25 +1091,25 @@
         <w:pStyle w:val="FirstParagraph"/>
       </w:pPr>
       <w:r>
-        <w:t xml:space="preserve">ทุกคำสั่งรู้ว่าใครสั่ง (login จริง ไม่ใช่พิมพ์ชื่อเอง) พร้อมกราฟเทรนด์ย้อนหลังของแต่ละเครื่อง</w:t>
-      </w:r>
-    </w:p>
-    <w:bookmarkEnd w:id="22"/>
+        <w:t>ทุกคำสั่งรู้ว่าใครสั่ง (login จริง ไม่ใช่พิมพ์ชื่อเอง) พร้อมกราฟเทรนด์ย้อนหลังของแต่ละเครื่อง</w:t>
+      </w:r>
+    </w:p>
+    <w:bookmarkEnd w:id="14"/>
     <w:p>
       <w:pPr>
         <w:pStyle w:val="BodyText"/>
       </w:pPr>
       <w:r>
-        <w:t xml:space="preserve">✦</w:t>
-      </w:r>
-    </w:p>
-    <w:bookmarkStart w:id="23" w:name="ai-ชวยงาน-ไมใชแทนคน"/>
+        <w:t>✦</w:t>
+      </w:r>
+    </w:p>
     <w:p>
       <w:pPr>
         <w:pStyle w:val="Heading3"/>
       </w:pPr>
-      <w:r>
-        <w:t xml:space="preserve">AI ช่วยงาน ไม่ใช่แทนคน</w:t>
+      <w:bookmarkStart w:id="15" w:name="ai-ชวยงาน-ไมใชแทนคน"/>
+      <w:r>
+        <w:t>AI ช่วยงาน ไม่ใช่แทนคน</w:t>
       </w:r>
     </w:p>
     <w:p>
@@ -1173,25 +1117,25 @@
         <w:pStyle w:val="FirstParagraph"/>
       </w:pPr>
       <w:r>
-        <w:t xml:space="preserve">พิมพ์ภาษาพูดสั่งงานได้เร็วขึ้น แต่คำสั่งอันตรายต้องมนุษย์ยืนยันเสมอ AI แนะนำได้แต่ไม่กดปุ่มเอง</w:t>
-      </w:r>
-    </w:p>
-    <w:bookmarkEnd w:id="23"/>
+        <w:t>พิมพ์ภาษาพูดสั่งงานได้เร็วขึ้น แต่คำสั่งอันตรายต้องมนุษย์ยืนยันเสมอ AI แนะนำได้แต่ไม่กดปุ่มเอง</w:t>
+      </w:r>
+    </w:p>
+    <w:bookmarkEnd w:id="15"/>
     <w:p>
       <w:pPr>
         <w:pStyle w:val="BodyText"/>
       </w:pPr>
       <w:r>
-        <w:t xml:space="preserve">฿</w:t>
-      </w:r>
-    </w:p>
-    <w:bookmarkStart w:id="24" w:name="ตนทนตำ-ไมผกมด"/>
+        <w:t>฿</w:t>
+      </w:r>
+    </w:p>
     <w:p>
       <w:pPr>
         <w:pStyle w:val="Heading3"/>
       </w:pPr>
-      <w:r>
-        <w:t xml:space="preserve">ต้นทุนต่ำ ไม่ผูกมัด</w:t>
+      <w:bookmarkStart w:id="16" w:name="ตนทนตำ-ไมผกมด"/>
+      <w:r>
+        <w:t>ต้นทุนต่ำ ไม่ผูกมัด</w:t>
       </w:r>
     </w:p>
     <w:p>
@@ -1199,27 +1143,27 @@
         <w:pStyle w:val="FirstParagraph"/>
       </w:pPr>
       <w:r>
-        <w:t xml:space="preserve">Stack เป็น open-source ทั้งหมด, AI ใช้ free tier, รันบนเครื่องที่มีอยู่แล้ว ไม่มีค่า license รายหัว</w:t>
-      </w:r>
-    </w:p>
-    <w:bookmarkEnd w:id="24"/>
-    <w:bookmarkEnd w:id="25"/>
-    <w:bookmarkStart w:id="29" w:name="status"/>
+        <w:t>Stack เป็น open-source ทั้งหมด, AI ใช้ free tier, รันบนเครื่องที่มีอยู่แล้ว ไม่มีค่า license รายหัว</w:t>
+      </w:r>
+    </w:p>
     <w:p>
       <w:pPr>
         <w:pStyle w:val="BodyText"/>
       </w:pPr>
-      <w:r>
-        <w:t xml:space="preserve">สถานะปัจจุบัน</w:t>
-      </w:r>
-    </w:p>
-    <w:bookmarkStart w:id="26" w:name="อยตรงไหน-และกอนขยายสเกลตองทำอะไรเพม"/>
+      <w:bookmarkStart w:id="17" w:name="status"/>
+      <w:bookmarkEnd w:id="9"/>
+      <w:bookmarkEnd w:id="16"/>
+      <w:r>
+        <w:t>สถานะปัจจุบัน</w:t>
+      </w:r>
+    </w:p>
     <w:p>
       <w:pPr>
         <w:pStyle w:val="Heading2"/>
       </w:pPr>
-      <w:r>
-        <w:t xml:space="preserve">อยู่ตรงไหน และก่อนขยายสเกลต้องทำอะไรเพิ่ม</w:t>
+      <w:bookmarkStart w:id="18" w:name="อยตรงไหน-และกอนขยายสเกลตองทำอะไรเพม"/>
+      <w:r>
+        <w:t>อยู่ตรงไหน และก่อนขยายสเกลต้องทำอะไรเพิ่ม</w:t>
       </w:r>
     </w:p>
     <w:p>
@@ -1227,17 +1171,17 @@
         <w:pStyle w:val="FirstParagraph"/>
       </w:pPr>
       <w:r>
-        <w:t xml:space="preserve">พูดตรงๆ ตามจริง ไม่ปิดบังข้อจำกัด — เพื่อวางแผนขยายได้ถูกจุด</w:t>
-      </w:r>
-    </w:p>
-    <w:bookmarkEnd w:id="26"/>
-    <w:bookmarkStart w:id="27" w:name="พรอมใชงานแลว"/>
+        <w:t>พูดตรงๆ ตามจริง ไม่ปิดบังข้อจำกัด — เพื่อวางแผนขยายได้ถูกจุด</w:t>
+      </w:r>
+    </w:p>
     <w:p>
       <w:pPr>
         <w:pStyle w:val="Heading3"/>
       </w:pPr>
-      <w:r>
-        <w:t xml:space="preserve">✓ พร้อมใช้งานแล้ว</w:t>
+      <w:bookmarkStart w:id="19" w:name="พรอมใชงานแลว"/>
+      <w:bookmarkEnd w:id="18"/>
+      <w:r>
+        <w:t>✓ พร้อมใช้งานแล้ว</w:t>
       </w:r>
     </w:p>
     <w:p>
@@ -1245,11 +1189,11 @@
         <w:pStyle w:val="Compact"/>
         <w:numPr>
           <w:ilvl w:val="0"/>
-          <w:numId w:val="1004"/>
+          <w:numId w:val="5"/>
         </w:numPr>
       </w:pPr>
       <w:r>
-        <w:t xml:space="preserve">ระบบ login จริงต่อคน พร้อม audit trail</w:t>
+        <w:t>ระบบ login จริงต่อคน พร้อม audit trail</w:t>
       </w:r>
     </w:p>
     <w:p>
@@ -1257,11 +1201,11 @@
         <w:pStyle w:val="Compact"/>
         <w:numPr>
           <w:ilvl w:val="0"/>
-          <w:numId w:val="1004"/>
+          <w:numId w:val="5"/>
         </w:numPr>
       </w:pPr>
       <w:r>
-        <w:t xml:space="preserve">เชื่อมต่อ Windows และ macOS ได้แล้ว</w:t>
+        <w:t>เชื่อมต่อ Windows และ macOS ได้แล้ว</w:t>
       </w:r>
     </w:p>
     <w:p>
@@ -1269,11 +1213,11 @@
         <w:pStyle w:val="Compact"/>
         <w:numPr>
           <w:ilvl w:val="0"/>
-          <w:numId w:val="1004"/>
+          <w:numId w:val="5"/>
         </w:numPr>
       </w:pPr>
       <w:r>
-        <w:t xml:space="preserve">กราฟประวัติ CPU/RAM/Disk ย้อนหลัง</w:t>
+        <w:t>กราฟประวัติ CPU/RAM/Disk ย้อนหลัง</w:t>
       </w:r>
     </w:p>
     <w:p>
@@ -1281,11 +1225,11 @@
         <w:pStyle w:val="Compact"/>
         <w:numPr>
           <w:ilvl w:val="0"/>
-          <w:numId w:val="1004"/>
+          <w:numId w:val="5"/>
         </w:numPr>
       </w:pPr>
       <w:r>
-        <w:t xml:space="preserve">Self-healing ครบ 3 ระบบ (watchdog / disk / memory leak)</w:t>
+        <w:t>Self-healing ครบ 3 ระบบ (watchdog / disk / memory leak)</w:t>
       </w:r>
     </w:p>
     <w:p>
@@ -1293,33 +1237,44 @@
         <w:pStyle w:val="Compact"/>
         <w:numPr>
           <w:ilvl w:val="0"/>
-          <w:numId w:val="1004"/>
+          <w:numId w:val="5"/>
         </w:numPr>
       </w:pPr>
       <w:r>
-        <w:t xml:space="preserve">ทดสอบจริงในวง LAN เดียวกันแล้ว</w:t>
-      </w:r>
-    </w:p>
-    <w:bookmarkEnd w:id="27"/>
-    <w:bookmarkStart w:id="28" w:name="ตองทำกอนขยายเกน-50-เครอง"/>
+        <w:t>ทดสอบจริงในวง LAN เดียวกันแล้ว</w:t>
+      </w:r>
+    </w:p>
     <w:p>
       <w:pPr>
         <w:pStyle w:val="Heading3"/>
       </w:pPr>
-      <w:r>
-        <w:t xml:space="preserve">△ ต้องทำก่อนขยายเกิน ~50 เครื่อง</w:t>
-      </w:r>
+      <w:bookmarkStart w:id="20" w:name="ตองทำกอนขยายเกน-50-เครอง"/>
+      <w:bookmarkEnd w:id="19"/>
+      <w:proofErr w:type="spellStart"/>
+      <w:r>
+        <w:lastRenderedPageBreak/>
+        <w:t>ต้องทำก่อนขยายเกิน</w:t>
+      </w:r>
+      <w:proofErr w:type="spellEnd"/>
+      <w:r>
+        <w:t xml:space="preserve"> ~50 </w:t>
+      </w:r>
+      <w:proofErr w:type="spellStart"/>
+      <w:r>
+        <w:t>เครื่อง</w:t>
+      </w:r>
+      <w:proofErr w:type="spellEnd"/>
     </w:p>
     <w:p>
       <w:pPr>
         <w:pStyle w:val="Compact"/>
         <w:numPr>
           <w:ilvl w:val="0"/>
-          <w:numId w:val="1005"/>
+          <w:numId w:val="6"/>
         </w:numPr>
       </w:pPr>
       <w:r>
-        <w:t xml:space="preserve">ย้ายจากคอมทดสอบไป server/cloud จริงที่มี uptime รับประกัน</w:t>
+        <w:t>ย้ายจากคอมทดสอบไป server/cloud จริงที่มี uptime รับประกัน</w:t>
       </w:r>
     </w:p>
     <w:p>
@@ -1327,11 +1282,11 @@
         <w:pStyle w:val="Compact"/>
         <w:numPr>
           <w:ilvl w:val="0"/>
-          <w:numId w:val="1005"/>
+          <w:numId w:val="6"/>
         </w:numPr>
       </w:pPr>
       <w:r>
-        <w:t xml:space="preserve">ใบรับรอง TLS จริง (ตอนนี้ผูกกับ IP วง LAN เดียว)</w:t>
+        <w:t>ใบรับรอง TLS จริง (ตอนนี้ผูกกับ IP วง LAN เดียว)</w:t>
       </w:r>
     </w:p>
     <w:p>
@@ -1339,11 +1294,11 @@
         <w:pStyle w:val="Compact"/>
         <w:numPr>
           <w:ilvl w:val="0"/>
-          <w:numId w:val="1005"/>
+          <w:numId w:val="6"/>
         </w:numPr>
       </w:pPr>
       <w:r>
-        <w:t xml:space="preserve">นโยบายลบข้อมูลเก่าอัตโนมัติในฐานข้อมูล</w:t>
+        <w:t>นโยบายลบข้อมูลเก่าอัตโนมัติในฐานข้อมูล</w:t>
       </w:r>
     </w:p>
     <w:p>
@@ -1351,52 +1306,33 @@
         <w:pStyle w:val="Compact"/>
         <w:numPr>
           <w:ilvl w:val="0"/>
-          <w:numId w:val="1005"/>
+          <w:numId w:val="6"/>
         </w:numPr>
       </w:pPr>
       <w:r>
-        <w:t xml:space="preserve">ระบบจัดการรายชื่อเครื่อง/กลุ่มแบบไม่ต้องแก้ไฟล์มือ</w:t>
-      </w:r>
-    </w:p>
-    <w:bookmarkEnd w:id="28"/>
-    <w:bookmarkEnd w:id="29"/>
+        <w:t>ระบบจัดการรายชื่อเครื่อง/กลุ่มแบบไม่ต้องแก้ไฟล์มือ</w:t>
+      </w:r>
+      <w:bookmarkEnd w:id="17"/>
+      <w:bookmarkEnd w:id="20"/>
+    </w:p>
     <w:sectPr>
       <w:footnotePr>
         <w:numRestart w:val="eachSect"/>
       </w:footnotePr>
+      <w:pgSz w:w="12240" w:h="15840"/>
+      <w:pgMar w:top="1440" w:right="1440" w:bottom="1440" w:left="1440" w:header="720" w:footer="720" w:gutter="0"/>
+      <w:cols w:space="720"/>
     </w:sectPr>
   </w:body>
 </w:document>
 </file>
 
-<file path=word/comments.xml><?xml version="1.0" encoding="utf-8"?>
-<w:comments xmlns:w="http://schemas.openxmlformats.org/wordprocessingml/2006/main" xmlns:m="http://schemas.openxmlformats.org/officeDocument/2006/math" xmlns:r="http://schemas.openxmlformats.org/officeDocument/2006/relationships" xmlns:o="urn:schemas-microsoft-com:office:office" xmlns:v="urn:schemas-microsoft-com:vml" xmlns:w10="urn:schemas-microsoft-com:office:word" xmlns:a="http://schemas.openxmlformats.org/drawingml/2006/main" xmlns:pic="http://schemas.openxmlformats.org/drawingml/2006/picture" xmlns:wp="http://schemas.openxmlformats.org/drawingml/2006/wordprocessingDrawing"/>
-</file>
-
-<file path=word/footnotes.xml><?xml version="1.0" encoding="utf-8"?>
-<w:footnotes xmlns:w="http://schemas.openxmlformats.org/wordprocessingml/2006/main" xmlns:m="http://schemas.openxmlformats.org/officeDocument/2006/math" xmlns:r="http://schemas.openxmlformats.org/officeDocument/2006/relationships" xmlns:o="urn:schemas-microsoft-com:office:office" xmlns:v="urn:schemas-microsoft-com:vml" xmlns:w10="urn:schemas-microsoft-com:office:word" xmlns:a="http://schemas.openxmlformats.org/drawingml/2006/main" xmlns:pic="http://schemas.openxmlformats.org/drawingml/2006/picture" xmlns:wp="http://schemas.openxmlformats.org/drawingml/2006/wordprocessingDrawing">
-  <w:footnote w:type="continuationSeparator" w:id="0">
-    <w:p>
-      <w:r>
-        <w:continuationSeparator/>
-      </w:r>
-    </w:p>
-  </w:footnote>
-  <w:footnote w:type="separator" w:id="-1">
-    <w:p>
-      <w:r>
-        <w:separator/>
-      </w:r>
-    </w:p>
-  </w:footnote>
-</w:footnotes>
-</file>
-
 <file path=word/numbering.xml><?xml version="1.0" encoding="utf-8"?>
-<w:numbering xmlns:w="http://schemas.openxmlformats.org/wordprocessingml/2006/main">
-  <w:abstractNum w:abstractNumId="990">
+<w:numbering xmlns:wpc="http://schemas.microsoft.com/office/word/2010/wordprocessingCanvas" xmlns:cx="http://schemas.microsoft.com/office/drawing/2014/chartex" xmlns:cx1="http://schemas.microsoft.com/office/drawing/2015/9/8/chartex" xmlns:cx2="http://schemas.microsoft.com/office/drawing/2015/10/21/chartex" xmlns:cx3="http://schemas.microsoft.com/office/drawing/2016/5/9/chartex" xmlns:cx4="http://schemas.microsoft.com/office/drawing/2016/5/10/chartex" xmlns:cx5="http://schemas.microsoft.com/office/drawing/2016/5/11/chartex" xmlns:cx6="http://schemas.microsoft.com/office/drawing/2016/5/12/chartex" xmlns:cx7="http://schemas.microsoft.com/office/drawing/2016/5/13/chartex" xmlns:cx8="http://schemas.microsoft.com/office/drawing/2016/5/14/chartex" xmlns:mc="http://schemas.openxmlformats.org/markup-compatibility/2006" xmlns:aink="http://schemas.microsoft.com/office/drawing/2016/ink" xmlns:am3d="http://schemas.microsoft.com/office/drawing/2017/model3d" xmlns:o="urn:schemas-microsoft-com:office:office" xmlns:oel="http://schemas.microsoft.com/office/2019/extlst" xmlns:r="http://schemas.openxmlformats.org/officeDocument/2006/relationships" xmlns:m="http://schemas.openxmlformats.org/officeDocument/2006/math" xmlns:v="urn:schemas-microsoft-com:vml" xmlns:wp14="http://schemas.microsoft.com/office/word/2010/wordprocessingDrawing" xmlns:wp="http://schemas.openxmlformats.org/drawingml/2006/wordprocessingDrawing" xmlns:w10="urn:schemas-microsoft-com:office:word" xmlns:w="http://schemas.openxmlformats.org/wordprocessingml/2006/main" xmlns:w14="http://schemas.microsoft.com/office/word/2010/wordml" xmlns:w15="http://schemas.microsoft.com/office/word/2012/wordml" xmlns:w16cex="http://schemas.microsoft.com/office/word/2018/wordml/cex" xmlns:w16cid="http://schemas.microsoft.com/office/word/2016/wordml/cid" xmlns:w16="http://schemas.microsoft.com/office/word/2018/wordml" xmlns:w16du="http://schemas.microsoft.com/office/word/2023/wordml/word16du" xmlns:w16sdtdh="http://schemas.microsoft.com/office/word/2020/wordml/sdtdatahash" xmlns:w16sdtfl="http://schemas.microsoft.com/office/word/2024/wordml/sdtformatlock" xmlns:w16se="http://schemas.microsoft.com/office/word/2015/wordml/symex" xmlns:wpg="http://schemas.microsoft.com/office/word/2010/wordprocessingGroup" xmlns:wpi="http://schemas.microsoft.com/office/word/2010/wordprocessingInk" xmlns:wne="http://schemas.microsoft.com/office/word/2006/wordml" xmlns:wps="http://schemas.microsoft.com/office/word/2010/wordprocessingShape" mc:Ignorable="w14 w15 w16se w16cid w16 w16cex w16sdtdh w16sdtfl w16du wp14">
+  <w:abstractNum w:abstractNumId="0" w15:restartNumberingAfterBreak="0">
     <w:nsid w:val="0000A990"/>
     <w:multiLevelType w:val="multilevel"/>
+    <w:tmpl w:val="70AAB8F8"/>
     <w:lvl w:ilvl="0">
       <w:numFmt w:val="bullet"/>
       <w:lvlText w:val=" "/>
@@ -1470,9 +1406,10 @@
       </w:pPr>
     </w:lvl>
   </w:abstractNum>
-  <w:abstractNum w:abstractNumId="991">
+  <w:abstractNum w:abstractNumId="1" w15:restartNumberingAfterBreak="0">
     <w:nsid w:val="0000A991"/>
     <w:multiLevelType w:val="multilevel"/>
+    <w:tmpl w:val="9BAC9180"/>
     <w:lvl w:ilvl="0">
       <w:numFmt w:val="bullet"/>
       <w:lvlText w:val=""/>
@@ -1573,36 +1510,36 @@
       </w:rPr>
     </w:lvl>
   </w:abstractNum>
-  <w:num w:numId="1000">
-    <w:abstractNumId w:val="990"/>
+  <w:num w:numId="1" w16cid:durableId="1057701053">
+    <w:abstractNumId w:val="0"/>
   </w:num>
-  <w:num w:numId="1001">
-    <w:abstractNumId w:val="991"/>
+  <w:num w:numId="2" w16cid:durableId="1494756199">
+    <w:abstractNumId w:val="1"/>
   </w:num>
-  <w:num w:numId="1002">
-    <w:abstractNumId w:val="991"/>
+  <w:num w:numId="3" w16cid:durableId="1226722343">
+    <w:abstractNumId w:val="1"/>
   </w:num>
-  <w:num w:numId="1003">
-    <w:abstractNumId w:val="991"/>
+  <w:num w:numId="4" w16cid:durableId="1319530714">
+    <w:abstractNumId w:val="1"/>
   </w:num>
-  <w:num w:numId="1004">
-    <w:abstractNumId w:val="991"/>
+  <w:num w:numId="5" w16cid:durableId="1710840554">
+    <w:abstractNumId w:val="1"/>
   </w:num>
-  <w:num w:numId="1005">
-    <w:abstractNumId w:val="991"/>
+  <w:num w:numId="6" w16cid:durableId="909192991">
+    <w:abstractNumId w:val="1"/>
   </w:num>
 </w:numbering>
 </file>
 
 <file path=word/styles.xml><?xml version="1.0" encoding="utf-8"?>
-<w:styles xmlns:r="http://schemas.openxmlformats.org/officeDocument/2006/relationships" xmlns:w="http://schemas.openxmlformats.org/wordprocessingml/2006/main">
+<w:styles xmlns:mc="http://schemas.openxmlformats.org/markup-compatibility/2006" xmlns:r="http://schemas.openxmlformats.org/officeDocument/2006/relationships" xmlns:w="http://schemas.openxmlformats.org/wordprocessingml/2006/main" xmlns:w14="http://schemas.microsoft.com/office/word/2010/wordml" xmlns:w15="http://schemas.microsoft.com/office/word/2012/wordml" xmlns:w16cex="http://schemas.microsoft.com/office/word/2018/wordml/cex" xmlns:w16cid="http://schemas.microsoft.com/office/word/2016/wordml/cid" xmlns:w16="http://schemas.microsoft.com/office/word/2018/wordml" xmlns:w16du="http://schemas.microsoft.com/office/word/2023/wordml/word16du" xmlns:w16sdtdh="http://schemas.microsoft.com/office/word/2020/wordml/sdtdatahash" xmlns:w16sdtfl="http://schemas.microsoft.com/office/word/2024/wordml/sdtformatlock" xmlns:w16se="http://schemas.microsoft.com/office/word/2015/wordml/symex" mc:Ignorable="w14 w15 w16se w16cid w16 w16cex w16sdtdh w16sdtfl w16du">
   <w:docDefaults>
     <w:rPrDefault>
       <w:rPr>
-        <w:rFonts w:asciiTheme="minorHAnsi" w:cstheme="minorBidi" w:eastAsiaTheme="minorEastAsia" w:hAnsiTheme="minorHAnsi"/>
+        <w:rFonts w:asciiTheme="minorHAnsi" w:eastAsiaTheme="minorEastAsia" w:hAnsiTheme="minorHAnsi" w:cstheme="minorBidi"/>
         <w:sz w:val="24"/>
         <w:szCs w:val="24"/>
-        <w:lang w:bidi="ar-SA" w:eastAsia="zh-CN" w:val="en-US"/>
+        <w:lang w:val="en-US" w:eastAsia="zh-CN" w:bidi="ar-SA"/>
       </w:rPr>
     </w:rPrDefault>
     <w:pPrDefault>
@@ -1611,168 +1548,255 @@
       </w:pPr>
     </w:pPrDefault>
   </w:docDefaults>
-  <w:latentStyles w:count="276" w:defLockedState="0" w:defQFormat="0" w:defSemiHidden="0" w:defUIPriority="0" w:defUnhideWhenUsed="0"/>
-  <w:style w:default="1" w:styleId="Normal" w:type="paragraph">
+  <w:latentStyles w:defLockedState="0" w:defUIPriority="0" w:defSemiHidden="0" w:defUnhideWhenUsed="0" w:defQFormat="0" w:count="376">
+    <w:lsdException w:name="Normal Table" w:semiHidden="1" w:unhideWhenUsed="1"/>
+    <w:lsdException w:name="Table Simple 1" w:semiHidden="1" w:unhideWhenUsed="1"/>
+    <w:lsdException w:name="Table Simple 2" w:semiHidden="1" w:unhideWhenUsed="1"/>
+    <w:lsdException w:name="Table Simple 3" w:semiHidden="1" w:unhideWhenUsed="1"/>
+    <w:lsdException w:name="Table Classic 1" w:semiHidden="1" w:unhideWhenUsed="1"/>
+    <w:lsdException w:name="Table Classic 2" w:semiHidden="1" w:unhideWhenUsed="1"/>
+    <w:lsdException w:name="Table Classic 3" w:semiHidden="1" w:unhideWhenUsed="1"/>
+    <w:lsdException w:name="Table Classic 4" w:semiHidden="1" w:unhideWhenUsed="1"/>
+    <w:lsdException w:name="Table Colorful 1" w:semiHidden="1" w:unhideWhenUsed="1"/>
+    <w:lsdException w:name="Table Colorful 2" w:semiHidden="1" w:unhideWhenUsed="1"/>
+    <w:lsdException w:name="Table Colorful 3" w:semiHidden="1" w:unhideWhenUsed="1"/>
+    <w:lsdException w:name="Table Columns 1" w:semiHidden="1" w:unhideWhenUsed="1"/>
+    <w:lsdException w:name="Table Columns 2" w:semiHidden="1" w:unhideWhenUsed="1"/>
+    <w:lsdException w:name="Table Columns 3" w:semiHidden="1" w:unhideWhenUsed="1"/>
+    <w:lsdException w:name="Table Columns 4" w:semiHidden="1" w:unhideWhenUsed="1"/>
+    <w:lsdException w:name="Table Columns 5" w:semiHidden="1" w:unhideWhenUsed="1"/>
+    <w:lsdException w:name="Table Grid 1" w:semiHidden="1" w:unhideWhenUsed="1"/>
+    <w:lsdException w:name="Table Grid 2" w:semiHidden="1" w:unhideWhenUsed="1"/>
+    <w:lsdException w:name="Table Grid 3" w:semiHidden="1" w:unhideWhenUsed="1"/>
+    <w:lsdException w:name="Table Grid 4" w:semiHidden="1" w:unhideWhenUsed="1"/>
+    <w:lsdException w:name="Table Grid 5" w:semiHidden="1" w:unhideWhenUsed="1"/>
+    <w:lsdException w:name="Table Grid 6" w:semiHidden="1" w:unhideWhenUsed="1"/>
+    <w:lsdException w:name="Table Grid 7" w:semiHidden="1" w:unhideWhenUsed="1"/>
+    <w:lsdException w:name="Table Grid 8" w:semiHidden="1" w:unhideWhenUsed="1"/>
+    <w:lsdException w:name="Table List 1" w:semiHidden="1" w:unhideWhenUsed="1"/>
+    <w:lsdException w:name="Table List 2" w:semiHidden="1" w:unhideWhenUsed="1"/>
+    <w:lsdException w:name="Table List 3" w:semiHidden="1" w:unhideWhenUsed="1"/>
+    <w:lsdException w:name="Table List 4" w:semiHidden="1" w:unhideWhenUsed="1"/>
+    <w:lsdException w:name="Table List 5" w:semiHidden="1" w:unhideWhenUsed="1"/>
+    <w:lsdException w:name="Table List 6" w:semiHidden="1" w:unhideWhenUsed="1"/>
+    <w:lsdException w:name="Table List 7" w:semiHidden="1" w:unhideWhenUsed="1"/>
+    <w:lsdException w:name="Table List 8" w:semiHidden="1" w:unhideWhenUsed="1"/>
+    <w:lsdException w:name="Table 3D effects 1" w:semiHidden="1" w:unhideWhenUsed="1"/>
+    <w:lsdException w:name="Table 3D effects 2" w:semiHidden="1" w:unhideWhenUsed="1"/>
+    <w:lsdException w:name="Table 3D effects 3" w:semiHidden="1" w:unhideWhenUsed="1"/>
+    <w:lsdException w:name="Table Contemporary" w:semiHidden="1" w:unhideWhenUsed="1"/>
+    <w:lsdException w:name="Table Elegant" w:semiHidden="1" w:unhideWhenUsed="1"/>
+    <w:lsdException w:name="Table Professional" w:semiHidden="1" w:unhideWhenUsed="1"/>
+    <w:lsdException w:name="Table Subtle 1" w:semiHidden="1" w:unhideWhenUsed="1"/>
+    <w:lsdException w:name="Table Subtle 2" w:semiHidden="1" w:unhideWhenUsed="1"/>
+    <w:lsdException w:name="Table Web 1" w:semiHidden="1" w:unhideWhenUsed="1"/>
+    <w:lsdException w:name="Table Web 2" w:semiHidden="1" w:unhideWhenUsed="1"/>
+    <w:lsdException w:name="Table Web 3" w:semiHidden="1" w:unhideWhenUsed="1"/>
+    <w:lsdException w:name="Table Theme" w:semiHidden="1" w:unhideWhenUsed="1"/>
+    <w:lsdException w:name="Light Shading"/>
+    <w:lsdException w:name="Light List"/>
+    <w:lsdException w:name="Light Grid"/>
+    <w:lsdException w:name="Medium Shading 1"/>
+    <w:lsdException w:name="Medium Shading 2"/>
+    <w:lsdException w:name="Medium List 1"/>
+    <w:lsdException w:name="Medium List 2"/>
+    <w:lsdException w:name="Medium Grid 1"/>
+    <w:lsdException w:name="Medium Grid 2"/>
+    <w:lsdException w:name="Medium Grid 3"/>
+    <w:lsdException w:name="Dark List"/>
+    <w:lsdException w:name="Colorful Shading"/>
+    <w:lsdException w:name="Colorful List"/>
+    <w:lsdException w:name="Colorful Grid"/>
+    <w:lsdException w:name="Light Shading Accent 1"/>
+    <w:lsdException w:name="Light List Accent 1"/>
+    <w:lsdException w:name="Light Grid Accent 1"/>
+    <w:lsdException w:name="Medium Shading 1 Accent 1"/>
+    <w:lsdException w:name="Medium Shading 2 Accent 1"/>
+    <w:lsdException w:name="Medium List 1 Accent 1"/>
+    <w:lsdException w:name="Medium List 2 Accent 1"/>
+    <w:lsdException w:name="Medium Grid 1 Accent 1"/>
+    <w:lsdException w:name="Medium Grid 2 Accent 1"/>
+    <w:lsdException w:name="Medium Grid 3 Accent 1"/>
+    <w:lsdException w:name="Dark List Accent 1"/>
+    <w:lsdException w:name="Colorful Shading Accent 1"/>
+    <w:lsdException w:name="Colorful List Accent 1"/>
+    <w:lsdException w:name="Colorful Grid Accent 1"/>
+    <w:lsdException w:name="Light Shading Accent 2"/>
+    <w:lsdException w:name="Light List Accent 2"/>
+    <w:lsdException w:name="Light Grid Accent 2"/>
+    <w:lsdException w:name="Medium Shading 1 Accent 2"/>
+    <w:lsdException w:name="Medium Shading 2 Accent 2"/>
+    <w:lsdException w:name="Medium List 1 Accent 2"/>
+    <w:lsdException w:name="Medium List 2 Accent 2"/>
+    <w:lsdException w:name="Medium Grid 1 Accent 2"/>
+    <w:lsdException w:name="Medium Grid 2 Accent 2"/>
+    <w:lsdException w:name="Medium Grid 3 Accent 2"/>
+    <w:lsdException w:name="Dark List Accent 2"/>
+    <w:lsdException w:name="Colorful Shading Accent 2"/>
+    <w:lsdException w:name="Colorful List Accent 2"/>
+    <w:lsdException w:name="Colorful Grid Accent 2"/>
+    <w:lsdException w:name="Light Shading Accent 3"/>
+    <w:lsdException w:name="Light List Accent 3"/>
+    <w:lsdException w:name="Light Grid Accent 3"/>
+    <w:lsdException w:name="Medium Shading 1 Accent 3"/>
+    <w:lsdException w:name="Medium Shading 2 Accent 3"/>
+    <w:lsdException w:name="Medium List 1 Accent 3"/>
+    <w:lsdException w:name="Medium List 2 Accent 3"/>
+    <w:lsdException w:name="Medium Grid 1 Accent 3"/>
+    <w:lsdException w:name="Medium Grid 2 Accent 3"/>
+    <w:lsdException w:name="Medium Grid 3 Accent 3"/>
+    <w:lsdException w:name="Dark List Accent 3"/>
+    <w:lsdException w:name="Colorful Shading Accent 3"/>
+    <w:lsdException w:name="Colorful List Accent 3"/>
+    <w:lsdException w:name="Colorful Grid Accent 3"/>
+    <w:lsdException w:name="Light Shading Accent 4"/>
+    <w:lsdException w:name="Light List Accent 4"/>
+    <w:lsdException w:name="Light Grid Accent 4"/>
+    <w:lsdException w:name="Medium Shading 1 Accent 4"/>
+    <w:lsdException w:name="Medium Shading 2 Accent 4"/>
+    <w:lsdException w:name="Medium List 1 Accent 4"/>
+    <w:lsdException w:name="Medium List 2 Accent 4"/>
+    <w:lsdException w:name="Medium Grid 1 Accent 4"/>
+    <w:lsdException w:name="Medium Grid 2 Accent 4"/>
+    <w:lsdException w:name="Medium Grid 3 Accent 4"/>
+    <w:lsdException w:name="Dark List Accent 4"/>
+    <w:lsdException w:name="Colorful Shading Accent 4"/>
+    <w:lsdException w:name="Colorful List Accent 4"/>
+    <w:lsdException w:name="Colorful Grid Accent 4"/>
+    <w:lsdException w:name="Light Shading Accent 5"/>
+    <w:lsdException w:name="Light List Accent 5"/>
+    <w:lsdException w:name="Light Grid Accent 5"/>
+    <w:lsdException w:name="Medium Shading 1 Accent 5"/>
+    <w:lsdException w:name="Medium Shading 2 Accent 5"/>
+    <w:lsdException w:name="Medium List 1 Accent 5"/>
+    <w:lsdException w:name="Medium List 2 Accent 5"/>
+    <w:lsdException w:name="Medium Grid 1 Accent 5"/>
+    <w:lsdException w:name="Medium Grid 2 Accent 5"/>
+    <w:lsdException w:name="Medium Grid 3 Accent 5"/>
+    <w:lsdException w:name="Dark List Accent 5"/>
+    <w:lsdException w:name="Colorful Shading Accent 5"/>
+    <w:lsdException w:name="Colorful List Accent 5"/>
+    <w:lsdException w:name="Colorful Grid Accent 5"/>
+    <w:lsdException w:name="Light Shading Accent 6"/>
+    <w:lsdException w:name="Light List Accent 6"/>
+    <w:lsdException w:name="Light Grid Accent 6"/>
+    <w:lsdException w:name="Medium Shading 1 Accent 6"/>
+    <w:lsdException w:name="Medium Shading 2 Accent 6"/>
+    <w:lsdException w:name="Medium List 1 Accent 6"/>
+    <w:lsdException w:name="Medium List 2 Accent 6"/>
+    <w:lsdException w:name="Medium Grid 1 Accent 6"/>
+    <w:lsdException w:name="Medium Grid 2 Accent 6"/>
+    <w:lsdException w:name="Medium Grid 3 Accent 6"/>
+    <w:lsdException w:name="Dark List Accent 6"/>
+    <w:lsdException w:name="Colorful Shading Accent 6"/>
+    <w:lsdException w:name="Colorful List Accent 6"/>
+    <w:lsdException w:name="Colorful Grid Accent 6"/>
+    <w:lsdException w:name="Grid Table 4" w:uiPriority="49"/>
+    <w:lsdException w:name="Grid Table 5 Dark" w:uiPriority="50"/>
+    <w:lsdException w:name="Grid Table 6 Colorful" w:uiPriority="51"/>
+    <w:lsdException w:name="Grid Table 7 Colorful" w:uiPriority="52"/>
+    <w:lsdException w:name="Grid Table 1 Light Accent 1" w:uiPriority="46"/>
+    <w:lsdException w:name="Grid Table 2 Accent 1" w:uiPriority="47"/>
+    <w:lsdException w:name="Grid Table 3 Accent 1" w:uiPriority="48"/>
+    <w:lsdException w:name="Grid Table 4 Accent 1" w:uiPriority="49"/>
+    <w:lsdException w:name="Grid Table 5 Dark Accent 1" w:uiPriority="50"/>
+    <w:lsdException w:name="Grid Table 6 Colorful Accent 1" w:uiPriority="51"/>
+    <w:lsdException w:name="Grid Table 7 Colorful Accent 1" w:uiPriority="52"/>
+    <w:lsdException w:name="Grid Table 1 Light Accent 2" w:uiPriority="46"/>
+    <w:lsdException w:name="Grid Table 2 Accent 2" w:uiPriority="47"/>
+    <w:lsdException w:name="Grid Table 3 Accent 2" w:uiPriority="48"/>
+    <w:lsdException w:name="Grid Table 4 Accent 2" w:uiPriority="49"/>
+    <w:lsdException w:name="Grid Table 5 Dark Accent 2" w:uiPriority="50"/>
+    <w:lsdException w:name="Grid Table 6 Colorful Accent 2" w:uiPriority="51"/>
+    <w:lsdException w:name="Grid Table 7 Colorful Accent 2" w:uiPriority="52"/>
+    <w:lsdException w:name="Grid Table 1 Light Accent 3" w:uiPriority="46"/>
+    <w:lsdException w:name="Grid Table 2 Accent 3" w:uiPriority="47"/>
+    <w:lsdException w:name="Grid Table 3 Accent 3" w:uiPriority="48"/>
+    <w:lsdException w:name="Grid Table 4 Accent 3" w:uiPriority="49"/>
+    <w:lsdException w:name="Grid Table 5 Dark Accent 3" w:uiPriority="50"/>
+    <w:lsdException w:name="Grid Table 6 Colorful Accent 3" w:uiPriority="51"/>
+    <w:lsdException w:name="Grid Table 7 Colorful Accent 3" w:uiPriority="52"/>
+    <w:lsdException w:name="Grid Table 1 Light Accent 4" w:uiPriority="46"/>
+    <w:lsdException w:name="Grid Table 2 Accent 4" w:uiPriority="47"/>
+    <w:lsdException w:name="Grid Table 3 Accent 4" w:uiPriority="48"/>
+    <w:lsdException w:name="Grid Table 4 Accent 4" w:uiPriority="49"/>
+    <w:lsdException w:name="Grid Table 5 Dark Accent 4" w:uiPriority="50"/>
+    <w:lsdException w:name="Grid Table 6 Colorful Accent 4" w:uiPriority="51"/>
+    <w:lsdException w:name="Grid Table 7 Colorful Accent 4" w:uiPriority="52"/>
+    <w:lsdException w:name="Grid Table 1 Light Accent 5" w:uiPriority="46"/>
+    <w:lsdException w:name="Grid Table 2 Accent 5" w:uiPriority="47"/>
+    <w:lsdException w:name="Grid Table 3 Accent 5" w:uiPriority="48"/>
+    <w:lsdException w:name="Grid Table 4 Accent 5" w:uiPriority="49"/>
+    <w:lsdException w:name="Grid Table 5 Dark Accent 5" w:uiPriority="50"/>
+    <w:lsdException w:name="Grid Table 6 Colorful Accent 5" w:uiPriority="51"/>
+    <w:lsdException w:name="Grid Table 7 Colorful Accent 5" w:uiPriority="52"/>
+    <w:lsdException w:name="Grid Table 1 Light Accent 6" w:uiPriority="46"/>
+    <w:lsdException w:name="Grid Table 2 Accent 6" w:uiPriority="47"/>
+    <w:lsdException w:name="Grid Table 3 Accent 6" w:uiPriority="48"/>
+    <w:lsdException w:name="Grid Table 4 Accent 6" w:uiPriority="49"/>
+    <w:lsdException w:name="Grid Table 5 Dark Accent 6" w:uiPriority="50"/>
+    <w:lsdException w:name="Grid Table 6 Colorful Accent 6" w:uiPriority="51"/>
+    <w:lsdException w:name="Grid Table 7 Colorful Accent 6" w:uiPriority="52"/>
+    <w:lsdException w:name="List Table 1 Light" w:uiPriority="46"/>
+    <w:lsdException w:name="List Table 2" w:uiPriority="47"/>
+    <w:lsdException w:name="List Table 3" w:uiPriority="48"/>
+    <w:lsdException w:name="List Table 4" w:uiPriority="49"/>
+    <w:lsdException w:name="List Table 5 Dark" w:uiPriority="50"/>
+    <w:lsdException w:name="List Table 6 Colorful" w:uiPriority="51"/>
+    <w:lsdException w:name="List Table 7 Colorful" w:uiPriority="52"/>
+    <w:lsdException w:name="List Table 1 Light Accent 1" w:uiPriority="46"/>
+    <w:lsdException w:name="List Table 2 Accent 1" w:uiPriority="47"/>
+    <w:lsdException w:name="List Table 3 Accent 1" w:uiPriority="48"/>
+    <w:lsdException w:name="List Table 4 Accent 1" w:uiPriority="49"/>
+    <w:lsdException w:name="List Table 5 Dark Accent 1" w:uiPriority="50"/>
+    <w:lsdException w:name="List Table 6 Colorful Accent 1" w:uiPriority="51"/>
+    <w:lsdException w:name="List Table 7 Colorful Accent 1" w:uiPriority="52"/>
+    <w:lsdException w:name="List Table 1 Light Accent 2" w:uiPriority="46"/>
+    <w:lsdException w:name="List Table 2 Accent 2" w:uiPriority="47"/>
+    <w:lsdException w:name="List Table 3 Accent 2" w:uiPriority="48"/>
+    <w:lsdException w:name="List Table 4 Accent 2" w:uiPriority="49"/>
+    <w:lsdException w:name="List Table 5 Dark Accent 2" w:uiPriority="50"/>
+    <w:lsdException w:name="List Table 6 Colorful Accent 2" w:uiPriority="51"/>
+    <w:lsdException w:name="List Table 7 Colorful Accent 2" w:uiPriority="52"/>
+    <w:lsdException w:name="List Table 1 Light Accent 3" w:uiPriority="46"/>
+    <w:lsdException w:name="List Table 2 Accent 3" w:uiPriority="47"/>
+    <w:lsdException w:name="List Table 3 Accent 3" w:uiPriority="48"/>
+    <w:lsdException w:name="List Table 4 Accent 3" w:uiPriority="49"/>
+    <w:lsdException w:name="List Table 5 Dark Accent 3" w:uiPriority="50"/>
+    <w:lsdException w:name="List Table 6 Colorful Accent 3" w:uiPriority="51"/>
+    <w:lsdException w:name="List Table 7 Colorful Accent 3" w:uiPriority="52"/>
+    <w:lsdException w:name="List Table 1 Light Accent 4" w:uiPriority="46"/>
+    <w:lsdException w:name="List Table 2 Accent 4" w:uiPriority="47"/>
+    <w:lsdException w:name="List Table 3 Accent 4" w:uiPriority="48"/>
+    <w:lsdException w:name="List Table 4 Accent 4" w:uiPriority="49"/>
+    <w:lsdException w:name="List Table 5 Dark Accent 4" w:uiPriority="50"/>
+    <w:lsdException w:name="List Table 6 Colorful Accent 4" w:uiPriority="51"/>
+    <w:lsdException w:name="List Table 7 Colorful Accent 4" w:uiPriority="52"/>
+    <w:lsdException w:name="List Table 1 Light Accent 5" w:uiPriority="46"/>
+    <w:lsdException w:name="List Table 2 Accent 5" w:uiPriority="47"/>
+    <w:lsdException w:name="List Table 3 Accent 5" w:uiPriority="48"/>
+    <w:lsdException w:name="List Table 4 Accent 5" w:uiPriority="49"/>
+    <w:lsdException w:name="List Table 5 Dark Accent 5" w:uiPriority="50"/>
+    <w:lsdException w:name="List Table 6 Colorful Accent 5" w:uiPriority="51"/>
+    <w:lsdException w:name="List Table 7 Colorful Accent 5" w:uiPriority="52"/>
+    <w:lsdException w:name="List Table 1 Light Accent 6" w:uiPriority="46"/>
+    <w:lsdException w:name="List Table 2 Accent 6" w:uiPriority="47"/>
+    <w:lsdException w:name="List Table 3 Accent 6" w:uiPriority="48"/>
+    <w:lsdException w:name="List Table 4 Accent 6" w:uiPriority="49"/>
+    <w:lsdException w:name="List Table 5 Dark Accent 6" w:uiPriority="50"/>
+    <w:lsdException w:name="List Table 6 Colorful Accent 6" w:uiPriority="51"/>
+    <w:lsdException w:name="List Table 7 Colorful Accent 6" w:uiPriority="52"/>
+    <w:lsdException w:name="Mention" w:semiHidden="1" w:uiPriority="99" w:unhideWhenUsed="1"/>
+    <w:lsdException w:name="Smart Hyperlink" w:semiHidden="1" w:uiPriority="99" w:unhideWhenUsed="1"/>
+    <w:lsdException w:name="Hashtag" w:semiHidden="1" w:uiPriority="99" w:unhideWhenUsed="1"/>
+    <w:lsdException w:name="Unresolved Mention" w:semiHidden="1" w:uiPriority="99" w:unhideWhenUsed="1"/>
+    <w:lsdException w:name="Smart Link" w:semiHidden="1" w:uiPriority="99" w:unhideWhenUsed="1"/>
+  </w:latentStyles>
+  <w:style w:type="paragraph" w:default="1" w:styleId="Normal">
     <w:name w:val="Normal"/>
     <w:qFormat/>
   </w:style>
-  <w:style w:styleId="BodyText" w:type="paragraph">
-    <w:name w:val="Body Text"/>
-    <w:basedOn w:val="Normal"/>
-    <w:link w:val="BodyTextChar"/>
-    <w:qFormat/>
-    <w:pPr>
-      <w:spacing w:after="180" w:before="180"/>
-    </w:pPr>
-  </w:style>
-  <w:style w:customStyle="1" w:styleId="FirstParagraph" w:type="paragraph">
-    <w:name w:val="First Paragraph"/>
-    <w:basedOn w:val="BodyText"/>
-    <w:next w:val="BodyText"/>
-    <w:qFormat/>
-  </w:style>
-  <w:style w:customStyle="1" w:styleId="Compact" w:type="paragraph">
-    <w:name w:val="Compact"/>
-    <w:basedOn w:val="BodyText"/>
-    <w:qFormat/>
-    <w:pPr>
-      <w:spacing w:after="36" w:before="36"/>
-    </w:pPr>
-  </w:style>
-  <w:style w:styleId="Title" w:type="paragraph">
-    <w:name w:val="Title"/>
-    <w:basedOn w:val="Normal"/>
-    <w:next w:val="BodyText"/>
-    <w:link w:val="TitleChar"/>
-    <w:uiPriority w:val="10"/>
-    <w:qFormat/>
-    <w:rsid w:val="00A10FD9"/>
-    <w:pPr>
-      <w:spacing w:after="80" w:line="240" w:lineRule="auto"/>
-      <w:contextualSpacing/>
-      <w:jc w:val="center"/>
-    </w:pPr>
-    <w:rPr>
-      <w:rFonts w:asciiTheme="majorHAnsi" w:cstheme="majorBidi" w:eastAsiaTheme="majorEastAsia" w:hAnsiTheme="majorHAnsi"/>
-      <w:sz w:val="56"/>
-      <w:szCs w:val="56"/>
-    </w:rPr>
-  </w:style>
-  <w:style w:customStyle="1" w:styleId="TitleChar" w:type="character">
-    <w:name w:val="Title Char"/>
-    <w:basedOn w:val="DefaultParagraphFont"/>
-    <w:link w:val="Title"/>
-    <w:uiPriority w:val="10"/>
-    <w:rsid w:val="00A10FD9"/>
-    <w:rPr>
-      <w:rFonts w:asciiTheme="majorHAnsi" w:cstheme="majorBidi" w:eastAsiaTheme="majorEastAsia" w:hAnsiTheme="majorHAnsi"/>
-      <w:sz w:val="56"/>
-      <w:szCs w:val="56"/>
-    </w:rPr>
-  </w:style>
-  <w:style w:styleId="Subtitle" w:type="paragraph">
-    <w:name w:val="Subtitle"/>
-    <w:basedOn w:val="Title"/>
-    <w:next w:val="BodyText"/>
-    <w:link w:val="SubtitleChar"/>
-    <w:uiPriority w:val="11"/>
-    <w:qFormat/>
-    <w:rsid w:val="00A10FD9"/>
-    <w:pPr>
-      <w:numPr>
-        <w:ilvl w:val="1"/>
-      </w:numPr>
-    </w:pPr>
-    <w:rPr>
-      <w:rFonts w:cstheme="majorBidi" w:eastAsiaTheme="majorEastAsia"/>
-      <w:spacing w:val="15"/>
-      <w:sz w:val="28"/>
-      <w:szCs w:val="28"/>
-    </w:rPr>
-  </w:style>
-  <w:style w:customStyle="1" w:styleId="SubtitleChar" w:type="character">
-    <w:name w:val="Subtitle Char"/>
-    <w:basedOn w:val="DefaultParagraphFont"/>
-    <w:link w:val="Subtitle"/>
-    <w:uiPriority w:val="11"/>
-    <w:rsid w:val="00A10FD9"/>
-    <w:rPr>
-      <w:rFonts w:cstheme="majorBidi" w:eastAsiaTheme="majorEastAsia"/>
-      <w:color w:themeColor="text1" w:themeTint="A6" w:val="595959"/>
-      <w:spacing w:val="15"/>
-      <w:sz w:val="28"/>
-      <w:szCs w:val="28"/>
-    </w:rPr>
-  </w:style>
-  <w:style w:customStyle="1" w:styleId="Author" w:type="paragraph">
-    <w:name w:val="Author"/>
-    <w:basedOn w:val="Title"/>
-    <w:next w:val="BodyText"/>
-    <w:qFormat/>
-    <w:pPr>
-      <w:keepNext/>
-      <w:keepLines/>
-    </w:pPr>
-    <w:rPr>
-      <w:sz w:val="24"/>
-      <w:szCs w:val="24"/>
-    </w:rPr>
-  </w:style>
-  <w:style w:styleId="Date" w:type="paragraph">
-    <w:name w:val="Date"/>
-    <w:basedOn w:val="Title"/>
-    <w:next w:val="BodyText"/>
-    <w:qFormat/>
-    <w:pPr>
-      <w:keepNext/>
-      <w:keepLines/>
-    </w:pPr>
-    <w:rPr>
-      <w:sz w:val="24"/>
-      <w:szCs w:val="24"/>
-    </w:rPr>
-  </w:style>
-  <w:style w:customStyle="1" w:styleId="AbstractTitle" w:type="paragraph">
-    <w:name w:val="Abstract Title"/>
-    <w:basedOn w:val="Normal"/>
-    <w:next w:val="Abstract"/>
-    <w:qFormat/>
-    <w:pPr>
-      <w:keepNext/>
-      <w:keepLines/>
-      <w:spacing w:after="0" w:before="300"/>
-      <w:jc w:val="center"/>
-    </w:pPr>
-    <w:rPr>
-      <w:b/>
-      <w:sz w:val="20"/>
-      <w:szCs w:val="20"/>
-    </w:rPr>
-  </w:style>
-  <w:style w:customStyle="1" w:styleId="Abstract" w:type="paragraph">
-    <w:name w:val="Abstract"/>
-    <w:basedOn w:val="Normal"/>
-    <w:next w:val="BodyText"/>
-    <w:qFormat/>
-    <w:pPr>
-      <w:keepNext/>
-      <w:keepLines/>
-      <w:spacing w:after="300" w:before="100"/>
-    </w:pPr>
-    <w:rPr>
-      <w:sz w:val="20"/>
-      <w:szCs w:val="20"/>
-    </w:rPr>
-  </w:style>
-  <w:style w:styleId="Bibliography" w:type="paragraph">
-    <w:name w:val="Bibliography"/>
-    <w:basedOn w:val="Normal"/>
-    <w:next w:val="Bibliography"/>
-    <w:qFormat/>
-    <w:pPr/>
-    <w:rPr/>
-  </w:style>
-  <w:style w:styleId="Heading1" w:type="paragraph">
+  <w:style w:type="paragraph" w:styleId="Heading1">
     <w:name w:val="heading 1"/>
     <w:basedOn w:val="Normal"/>
     <w:next w:val="BodyText"/>
@@ -1783,17 +1807,17 @@
     <w:pPr>
       <w:keepNext/>
       <w:keepLines/>
-      <w:spacing w:after="80" w:before="360"/>
+      <w:spacing w:before="360" w:after="80"/>
       <w:outlineLvl w:val="0"/>
     </w:pPr>
     <w:rPr>
-      <w:rFonts w:asciiTheme="majorHAnsi" w:cstheme="majorBidi" w:eastAsiaTheme="majorEastAsia" w:hAnsiTheme="majorHAnsi"/>
-      <w:color w:themeColor="accent1" w:themeShade="BF" w:val="0F4761"/>
+      <w:rFonts w:asciiTheme="majorHAnsi" w:eastAsiaTheme="majorEastAsia" w:hAnsiTheme="majorHAnsi" w:cstheme="majorBidi"/>
+      <w:color w:val="0F4761" w:themeColor="accent1" w:themeShade="BF"/>
       <w:sz w:val="40"/>
       <w:szCs w:val="40"/>
     </w:rPr>
   </w:style>
-  <w:style w:styleId="Heading2" w:type="paragraph">
+  <w:style w:type="paragraph" w:styleId="Heading2">
     <w:name w:val="heading 2"/>
     <w:basedOn w:val="Normal"/>
     <w:next w:val="BodyText"/>
@@ -1806,17 +1830,17 @@
     <w:pPr>
       <w:keepNext/>
       <w:keepLines/>
-      <w:spacing w:after="80" w:before="160"/>
+      <w:spacing w:before="160" w:after="80"/>
       <w:outlineLvl w:val="1"/>
     </w:pPr>
     <w:rPr>
-      <w:rFonts w:asciiTheme="majorHAnsi" w:cstheme="majorBidi" w:eastAsiaTheme="majorEastAsia" w:hAnsiTheme="majorHAnsi"/>
-      <w:color w:themeColor="accent1" w:themeShade="BF" w:val="0F4761"/>
+      <w:rFonts w:asciiTheme="majorHAnsi" w:eastAsiaTheme="majorEastAsia" w:hAnsiTheme="majorHAnsi" w:cstheme="majorBidi"/>
+      <w:color w:val="0F4761" w:themeColor="accent1" w:themeShade="BF"/>
       <w:sz w:val="32"/>
       <w:szCs w:val="32"/>
     </w:rPr>
   </w:style>
-  <w:style w:styleId="Heading3" w:type="paragraph">
+  <w:style w:type="paragraph" w:styleId="Heading3">
     <w:name w:val="heading 3"/>
     <w:basedOn w:val="Normal"/>
     <w:next w:val="BodyText"/>
@@ -1829,17 +1853,17 @@
     <w:pPr>
       <w:keepNext/>
       <w:keepLines/>
-      <w:spacing w:after="80" w:before="160"/>
+      <w:spacing w:before="160" w:after="80"/>
       <w:outlineLvl w:val="2"/>
     </w:pPr>
     <w:rPr>
-      <w:rFonts w:cstheme="majorBidi" w:eastAsiaTheme="majorEastAsia"/>
-      <w:color w:themeColor="accent1" w:themeShade="BF" w:val="0F4761"/>
+      <w:rFonts w:eastAsiaTheme="majorEastAsia" w:cstheme="majorBidi"/>
+      <w:color w:val="0F4761" w:themeColor="accent1" w:themeShade="BF"/>
       <w:sz w:val="28"/>
       <w:szCs w:val="28"/>
     </w:rPr>
   </w:style>
-  <w:style w:styleId="Heading4" w:type="paragraph">
+  <w:style w:type="paragraph" w:styleId="Heading4">
     <w:name w:val="heading 4"/>
     <w:basedOn w:val="Normal"/>
     <w:next w:val="BodyText"/>
@@ -1852,17 +1876,17 @@
     <w:pPr>
       <w:keepNext/>
       <w:keepLines/>
-      <w:spacing w:after="40" w:before="80"/>
+      <w:spacing w:before="80" w:after="40"/>
       <w:outlineLvl w:val="3"/>
     </w:pPr>
     <w:rPr>
-      <w:rFonts w:cstheme="majorBidi" w:eastAsiaTheme="majorEastAsia"/>
+      <w:rFonts w:eastAsiaTheme="majorEastAsia" w:cstheme="majorBidi"/>
       <w:i/>
       <w:iCs/>
-      <w:color w:themeColor="accent1" w:themeShade="BF" w:val="0F4761"/>
-    </w:rPr>
-  </w:style>
-  <w:style w:styleId="Heading5" w:type="paragraph">
+      <w:color w:val="0F4761" w:themeColor="accent1" w:themeShade="BF"/>
+    </w:rPr>
+  </w:style>
+  <w:style w:type="paragraph" w:styleId="Heading5">
     <w:name w:val="heading 5"/>
     <w:basedOn w:val="Normal"/>
     <w:next w:val="BodyText"/>
@@ -1875,15 +1899,15 @@
     <w:pPr>
       <w:keepNext/>
       <w:keepLines/>
-      <w:spacing w:after="40" w:before="80"/>
+      <w:spacing w:before="80" w:after="40"/>
       <w:outlineLvl w:val="4"/>
     </w:pPr>
     <w:rPr>
-      <w:rFonts w:cstheme="majorBidi" w:eastAsiaTheme="majorEastAsia"/>
-      <w:color w:themeColor="accent1" w:themeShade="BF" w:val="0F4761"/>
-    </w:rPr>
-  </w:style>
-  <w:style w:styleId="Heading6" w:type="paragraph">
+      <w:rFonts w:eastAsiaTheme="majorEastAsia" w:cstheme="majorBidi"/>
+      <w:color w:val="0F4761" w:themeColor="accent1" w:themeShade="BF"/>
+    </w:rPr>
+  </w:style>
+  <w:style w:type="paragraph" w:styleId="Heading6">
     <w:name w:val="heading 6"/>
     <w:basedOn w:val="Normal"/>
     <w:next w:val="BodyText"/>
@@ -1896,17 +1920,17 @@
     <w:pPr>
       <w:keepNext/>
       <w:keepLines/>
-      <w:spacing w:after="0" w:before="40"/>
+      <w:spacing w:before="40" w:after="0"/>
       <w:outlineLvl w:val="5"/>
     </w:pPr>
     <w:rPr>
-      <w:rFonts w:cstheme="majorBidi" w:eastAsiaTheme="majorEastAsia"/>
+      <w:rFonts w:eastAsiaTheme="majorEastAsia" w:cstheme="majorBidi"/>
       <w:i/>
       <w:iCs/>
-      <w:color w:themeColor="text1" w:themeTint="A6" w:val="595959"/>
-    </w:rPr>
-  </w:style>
-  <w:style w:styleId="Heading7" w:type="paragraph">
+      <w:color w:val="595959" w:themeColor="text1" w:themeTint="A6"/>
+    </w:rPr>
+  </w:style>
+  <w:style w:type="paragraph" w:styleId="Heading7">
     <w:name w:val="heading 7"/>
     <w:basedOn w:val="Normal"/>
     <w:next w:val="BodyText"/>
@@ -1919,15 +1943,15 @@
     <w:pPr>
       <w:keepNext/>
       <w:keepLines/>
-      <w:spacing w:after="0" w:before="40"/>
+      <w:spacing w:before="40" w:after="0"/>
       <w:outlineLvl w:val="6"/>
     </w:pPr>
     <w:rPr>
-      <w:rFonts w:cstheme="majorBidi" w:eastAsiaTheme="majorEastAsia"/>
-      <w:color w:themeColor="text1" w:themeTint="A6" w:val="595959"/>
-    </w:rPr>
-  </w:style>
-  <w:style w:styleId="Heading8" w:type="paragraph">
+      <w:rFonts w:eastAsiaTheme="majorEastAsia" w:cstheme="majorBidi"/>
+      <w:color w:val="595959" w:themeColor="text1" w:themeTint="A6"/>
+    </w:rPr>
+  </w:style>
+  <w:style w:type="paragraph" w:styleId="Heading8">
     <w:name w:val="heading 8"/>
     <w:basedOn w:val="Normal"/>
     <w:next w:val="BodyText"/>
@@ -1944,13 +1968,13 @@
       <w:outlineLvl w:val="7"/>
     </w:pPr>
     <w:rPr>
-      <w:rFonts w:cstheme="majorBidi" w:eastAsiaTheme="majorEastAsia"/>
+      <w:rFonts w:eastAsiaTheme="majorEastAsia" w:cstheme="majorBidi"/>
       <w:i/>
       <w:iCs/>
-      <w:color w:themeColor="text1" w:themeTint="D8" w:val="272727"/>
-    </w:rPr>
-  </w:style>
-  <w:style w:styleId="Heading9" w:type="paragraph">
+      <w:color w:val="272727" w:themeColor="text1" w:themeTint="D8"/>
+    </w:rPr>
+  </w:style>
+  <w:style w:type="paragraph" w:styleId="Heading9">
     <w:name w:val="heading 9"/>
     <w:basedOn w:val="Normal"/>
     <w:next w:val="BodyText"/>
@@ -1967,24 +1991,202 @@
       <w:outlineLvl w:val="8"/>
     </w:pPr>
     <w:rPr>
-      <w:rFonts w:cstheme="majorBidi" w:eastAsiaTheme="majorEastAsia"/>
-      <w:color w:themeColor="text1" w:themeTint="D8" w:val="272727"/>
-    </w:rPr>
-  </w:style>
-  <w:style w:customStyle="1" w:styleId="Heading1Char" w:type="character">
+      <w:rFonts w:eastAsiaTheme="majorEastAsia" w:cstheme="majorBidi"/>
+      <w:color w:val="272727" w:themeColor="text1" w:themeTint="D8"/>
+    </w:rPr>
+  </w:style>
+  <w:style w:type="character" w:default="1" w:styleId="DefaultParagraphFont">
+    <w:name w:val="Default Paragraph Font"/>
+    <w:uiPriority w:val="1"/>
+    <w:semiHidden/>
+    <w:unhideWhenUsed/>
+  </w:style>
+  <w:style w:type="table" w:default="1" w:styleId="TableNormal">
+    <w:name w:val="Normal Table"/>
+    <w:uiPriority w:val="99"/>
+    <w:semiHidden/>
+    <w:unhideWhenUsed/>
+    <w:tblPr>
+      <w:tblInd w:w="0" w:type="dxa"/>
+      <w:tblCellMar>
+        <w:top w:w="0" w:type="dxa"/>
+        <w:left w:w="108" w:type="dxa"/>
+        <w:bottom w:w="0" w:type="dxa"/>
+        <w:right w:w="108" w:type="dxa"/>
+      </w:tblCellMar>
+    </w:tblPr>
+  </w:style>
+  <w:style w:type="numbering" w:default="1" w:styleId="NoList">
+    <w:name w:val="No List"/>
+    <w:uiPriority w:val="99"/>
+    <w:semiHidden/>
+    <w:unhideWhenUsed/>
+  </w:style>
+  <w:style w:type="paragraph" w:styleId="BodyText">
+    <w:name w:val="Body Text"/>
+    <w:basedOn w:val="Normal"/>
+    <w:qFormat/>
+    <w:pPr>
+      <w:spacing w:before="180" w:after="180"/>
+    </w:pPr>
+  </w:style>
+  <w:style w:type="paragraph" w:customStyle="1" w:styleId="FirstParagraph">
+    <w:name w:val="First Paragraph"/>
+    <w:basedOn w:val="BodyText"/>
+    <w:next w:val="BodyText"/>
+    <w:qFormat/>
+  </w:style>
+  <w:style w:type="paragraph" w:customStyle="1" w:styleId="Compact">
+    <w:name w:val="Compact"/>
+    <w:basedOn w:val="BodyText"/>
+    <w:qFormat/>
+    <w:pPr>
+      <w:spacing w:before="36" w:after="36"/>
+    </w:pPr>
+  </w:style>
+  <w:style w:type="paragraph" w:styleId="Title">
+    <w:name w:val="Title"/>
+    <w:basedOn w:val="Normal"/>
+    <w:next w:val="BodyText"/>
+    <w:link w:val="TitleChar"/>
+    <w:uiPriority w:val="10"/>
+    <w:qFormat/>
+    <w:rsid w:val="00A10FD9"/>
+    <w:pPr>
+      <w:spacing w:after="80"/>
+      <w:contextualSpacing/>
+      <w:jc w:val="center"/>
+    </w:pPr>
+    <w:rPr>
+      <w:rFonts w:asciiTheme="majorHAnsi" w:eastAsiaTheme="majorEastAsia" w:hAnsiTheme="majorHAnsi" w:cstheme="majorBidi"/>
+      <w:sz w:val="56"/>
+      <w:szCs w:val="56"/>
+    </w:rPr>
+  </w:style>
+  <w:style w:type="character" w:customStyle="1" w:styleId="TitleChar">
+    <w:name w:val="Title Char"/>
+    <w:basedOn w:val="DefaultParagraphFont"/>
+    <w:link w:val="Title"/>
+    <w:uiPriority w:val="10"/>
+    <w:rsid w:val="00A10FD9"/>
+    <w:rPr>
+      <w:rFonts w:asciiTheme="majorHAnsi" w:eastAsiaTheme="majorEastAsia" w:hAnsiTheme="majorHAnsi" w:cstheme="majorBidi"/>
+      <w:sz w:val="56"/>
+      <w:szCs w:val="56"/>
+    </w:rPr>
+  </w:style>
+  <w:style w:type="paragraph" w:styleId="Subtitle">
+    <w:name w:val="Subtitle"/>
+    <w:basedOn w:val="Title"/>
+    <w:next w:val="BodyText"/>
+    <w:link w:val="SubtitleChar"/>
+    <w:uiPriority w:val="11"/>
+    <w:qFormat/>
+    <w:rsid w:val="00A10FD9"/>
+    <w:pPr>
+      <w:numPr>
+        <w:ilvl w:val="1"/>
+      </w:numPr>
+    </w:pPr>
+    <w:rPr>
+      <w:spacing w:val="15"/>
+      <w:sz w:val="28"/>
+      <w:szCs w:val="28"/>
+    </w:rPr>
+  </w:style>
+  <w:style w:type="character" w:customStyle="1" w:styleId="SubtitleChar">
+    <w:name w:val="Subtitle Char"/>
+    <w:basedOn w:val="DefaultParagraphFont"/>
+    <w:link w:val="Subtitle"/>
+    <w:uiPriority w:val="11"/>
+    <w:rsid w:val="00A10FD9"/>
+    <w:rPr>
+      <w:rFonts w:eastAsiaTheme="majorEastAsia" w:cstheme="majorBidi"/>
+      <w:color w:val="595959" w:themeColor="text1" w:themeTint="A6"/>
+      <w:spacing w:val="15"/>
+      <w:sz w:val="28"/>
+      <w:szCs w:val="28"/>
+    </w:rPr>
+  </w:style>
+  <w:style w:type="paragraph" w:customStyle="1" w:styleId="Author">
+    <w:name w:val="Author"/>
+    <w:basedOn w:val="Title"/>
+    <w:next w:val="BodyText"/>
+    <w:qFormat/>
+    <w:pPr>
+      <w:keepNext/>
+      <w:keepLines/>
+    </w:pPr>
+    <w:rPr>
+      <w:sz w:val="24"/>
+      <w:szCs w:val="24"/>
+    </w:rPr>
+  </w:style>
+  <w:style w:type="paragraph" w:styleId="Date">
+    <w:name w:val="Date"/>
+    <w:basedOn w:val="Title"/>
+    <w:next w:val="BodyText"/>
+    <w:qFormat/>
+    <w:pPr>
+      <w:keepNext/>
+      <w:keepLines/>
+    </w:pPr>
+    <w:rPr>
+      <w:sz w:val="24"/>
+      <w:szCs w:val="24"/>
+    </w:rPr>
+  </w:style>
+  <w:style w:type="paragraph" w:customStyle="1" w:styleId="AbstractTitle">
+    <w:name w:val="Abstract Title"/>
+    <w:basedOn w:val="Normal"/>
+    <w:next w:val="Abstract"/>
+    <w:qFormat/>
+    <w:pPr>
+      <w:keepNext/>
+      <w:keepLines/>
+      <w:spacing w:before="300" w:after="0"/>
+      <w:jc w:val="center"/>
+    </w:pPr>
+    <w:rPr>
+      <w:b/>
+      <w:sz w:val="20"/>
+      <w:szCs w:val="20"/>
+    </w:rPr>
+  </w:style>
+  <w:style w:type="paragraph" w:customStyle="1" w:styleId="Abstract">
+    <w:name w:val="Abstract"/>
+    <w:basedOn w:val="Normal"/>
+    <w:next w:val="BodyText"/>
+    <w:qFormat/>
+    <w:pPr>
+      <w:keepNext/>
+      <w:keepLines/>
+      <w:spacing w:before="100" w:after="300"/>
+    </w:pPr>
+    <w:rPr>
+      <w:sz w:val="20"/>
+      <w:szCs w:val="20"/>
+    </w:rPr>
+  </w:style>
+  <w:style w:type="paragraph" w:styleId="Bibliography">
+    <w:name w:val="Bibliography"/>
+    <w:basedOn w:val="Normal"/>
+    <w:qFormat/>
+  </w:style>
+  <w:style w:type="character" w:customStyle="1" w:styleId="Heading1Char">
     <w:name w:val="Heading 1 Char"/>
     <w:basedOn w:val="DefaultParagraphFont"/>
     <w:link w:val="Heading1"/>
     <w:uiPriority w:val="9"/>
     <w:rsid w:val="00A10FD9"/>
     <w:rPr>
-      <w:rFonts w:asciiTheme="majorHAnsi" w:cstheme="majorBidi" w:eastAsiaTheme="majorEastAsia" w:hAnsiTheme="majorHAnsi"/>
-      <w:color w:themeColor="accent1" w:themeShade="BF" w:val="0F4761"/>
+      <w:rFonts w:asciiTheme="majorHAnsi" w:eastAsiaTheme="majorEastAsia" w:hAnsiTheme="majorHAnsi" w:cstheme="majorBidi"/>
+      <w:color w:val="0F4761" w:themeColor="accent1" w:themeShade="BF"/>
       <w:sz w:val="40"/>
       <w:szCs w:val="40"/>
     </w:rPr>
   </w:style>
-  <w:style w:customStyle="1" w:styleId="Heading2Char" w:type="character">
+  <w:style w:type="character" w:customStyle="1" w:styleId="Heading2Char">
     <w:name w:val="Heading 2 Char"/>
     <w:basedOn w:val="DefaultParagraphFont"/>
     <w:link w:val="Heading2"/>
@@ -1992,13 +2194,13 @@
     <w:semiHidden/>
     <w:rsid w:val="00A10FD9"/>
     <w:rPr>
-      <w:rFonts w:asciiTheme="majorHAnsi" w:cstheme="majorBidi" w:eastAsiaTheme="majorEastAsia" w:hAnsiTheme="majorHAnsi"/>
-      <w:color w:themeColor="accent1" w:themeShade="BF" w:val="0F4761"/>
+      <w:rFonts w:asciiTheme="majorHAnsi" w:eastAsiaTheme="majorEastAsia" w:hAnsiTheme="majorHAnsi" w:cstheme="majorBidi"/>
+      <w:color w:val="0F4761" w:themeColor="accent1" w:themeShade="BF"/>
       <w:sz w:val="32"/>
       <w:szCs w:val="32"/>
     </w:rPr>
   </w:style>
-  <w:style w:customStyle="1" w:styleId="Heading3Char" w:type="character">
+  <w:style w:type="character" w:customStyle="1" w:styleId="Heading3Char">
     <w:name w:val="Heading 3 Char"/>
     <w:basedOn w:val="DefaultParagraphFont"/>
     <w:link w:val="Heading3"/>
@@ -2006,13 +2208,13 @@
     <w:semiHidden/>
     <w:rsid w:val="00A10FD9"/>
     <w:rPr>
-      <w:rFonts w:cstheme="majorBidi" w:eastAsiaTheme="majorEastAsia"/>
-      <w:color w:themeColor="accent1" w:themeShade="BF" w:val="0F4761"/>
+      <w:rFonts w:eastAsiaTheme="majorEastAsia" w:cstheme="majorBidi"/>
+      <w:color w:val="0F4761" w:themeColor="accent1" w:themeShade="BF"/>
       <w:sz w:val="28"/>
       <w:szCs w:val="28"/>
     </w:rPr>
   </w:style>
-  <w:style w:customStyle="1" w:styleId="Heading4Char" w:type="character">
+  <w:style w:type="character" w:customStyle="1" w:styleId="Heading4Char">
     <w:name w:val="Heading 4 Char"/>
     <w:basedOn w:val="DefaultParagraphFont"/>
     <w:link w:val="Heading4"/>
@@ -2020,13 +2222,13 @@
     <w:semiHidden/>
     <w:rsid w:val="00A10FD9"/>
     <w:rPr>
-      <w:rFonts w:cstheme="majorBidi" w:eastAsiaTheme="majorEastAsia"/>
+      <w:rFonts w:eastAsiaTheme="majorEastAsia" w:cstheme="majorBidi"/>
       <w:i/>
       <w:iCs/>
-      <w:color w:themeColor="accent1" w:themeShade="BF" w:val="0F4761"/>
-    </w:rPr>
-  </w:style>
-  <w:style w:customStyle="1" w:styleId="Heading5Char" w:type="character">
+      <w:color w:val="0F4761" w:themeColor="accent1" w:themeShade="BF"/>
+    </w:rPr>
+  </w:style>
+  <w:style w:type="character" w:customStyle="1" w:styleId="Heading5Char">
     <w:name w:val="Heading 5 Char"/>
     <w:basedOn w:val="DefaultParagraphFont"/>
     <w:link w:val="Heading5"/>
@@ -2034,11 +2236,11 @@
     <w:semiHidden/>
     <w:rsid w:val="00A10FD9"/>
     <w:rPr>
-      <w:rFonts w:cstheme="majorBidi" w:eastAsiaTheme="majorEastAsia"/>
-      <w:color w:themeColor="accent1" w:themeShade="BF" w:val="0F4761"/>
-    </w:rPr>
-  </w:style>
-  <w:style w:customStyle="1" w:styleId="Heading6Char" w:type="character">
+      <w:rFonts w:eastAsiaTheme="majorEastAsia" w:cstheme="majorBidi"/>
+      <w:color w:val="0F4761" w:themeColor="accent1" w:themeShade="BF"/>
+    </w:rPr>
+  </w:style>
+  <w:style w:type="character" w:customStyle="1" w:styleId="Heading6Char">
     <w:name w:val="Heading 6 Char"/>
     <w:basedOn w:val="DefaultParagraphFont"/>
     <w:link w:val="Heading6"/>
@@ -2046,13 +2248,13 @@
     <w:semiHidden/>
     <w:rsid w:val="00A10FD9"/>
     <w:rPr>
-      <w:rFonts w:cstheme="majorBidi" w:eastAsiaTheme="majorEastAsia"/>
+      <w:rFonts w:eastAsiaTheme="majorEastAsia" w:cstheme="majorBidi"/>
       <w:i/>
       <w:iCs/>
-      <w:color w:themeColor="text1" w:themeTint="A6" w:val="595959"/>
-    </w:rPr>
-  </w:style>
-  <w:style w:customStyle="1" w:styleId="Heading7Char" w:type="character">
+      <w:color w:val="595959" w:themeColor="text1" w:themeTint="A6"/>
+    </w:rPr>
+  </w:style>
+  <w:style w:type="character" w:customStyle="1" w:styleId="Heading7Char">
     <w:name w:val="Heading 7 Char"/>
     <w:basedOn w:val="DefaultParagraphFont"/>
     <w:link w:val="Heading7"/>
@@ -2060,11 +2262,11 @@
     <w:semiHidden/>
     <w:rsid w:val="00A10FD9"/>
     <w:rPr>
-      <w:rFonts w:cstheme="majorBidi" w:eastAsiaTheme="majorEastAsia"/>
-      <w:color w:themeColor="text1" w:themeTint="A6" w:val="595959"/>
-    </w:rPr>
-  </w:style>
-  <w:style w:customStyle="1" w:styleId="Heading8Char" w:type="character">
+      <w:rFonts w:eastAsiaTheme="majorEastAsia" w:cstheme="majorBidi"/>
+      <w:color w:val="595959" w:themeColor="text1" w:themeTint="A6"/>
+    </w:rPr>
+  </w:style>
+  <w:style w:type="character" w:customStyle="1" w:styleId="Heading8Char">
     <w:name w:val="Heading 8 Char"/>
     <w:basedOn w:val="DefaultParagraphFont"/>
     <w:link w:val="Heading8"/>
@@ -2072,13 +2274,13 @@
     <w:semiHidden/>
     <w:rsid w:val="00A10FD9"/>
     <w:rPr>
-      <w:rFonts w:cstheme="majorBidi" w:eastAsiaTheme="majorEastAsia"/>
+      <w:rFonts w:eastAsiaTheme="majorEastAsia" w:cstheme="majorBidi"/>
       <w:i/>
       <w:iCs/>
-      <w:color w:themeColor="text1" w:themeTint="D8" w:val="272727"/>
-    </w:rPr>
-  </w:style>
-  <w:style w:customStyle="1" w:styleId="Heading9Char" w:type="character">
+      <w:color w:val="272727" w:themeColor="text1" w:themeTint="D8"/>
+    </w:rPr>
+  </w:style>
+  <w:style w:type="character" w:customStyle="1" w:styleId="Heading9Char">
     <w:name w:val="Heading 9 Char"/>
     <w:basedOn w:val="DefaultParagraphFont"/>
     <w:link w:val="Heading9"/>
@@ -2086,11 +2288,11 @@
     <w:semiHidden/>
     <w:rsid w:val="00A10FD9"/>
     <w:rPr>
-      <w:rFonts w:cstheme="majorBidi" w:eastAsiaTheme="majorEastAsia"/>
-      <w:color w:themeColor="text1" w:themeTint="D8" w:val="272727"/>
-    </w:rPr>
-  </w:style>
-  <w:style w:styleId="BlockText" w:type="paragraph">
+      <w:rFonts w:eastAsiaTheme="majorEastAsia" w:cstheme="majorBidi"/>
+      <w:color w:val="272727" w:themeColor="text1" w:themeTint="D8"/>
+    </w:rPr>
+  </w:style>
+  <w:style w:type="paragraph" w:styleId="BlockText">
     <w:name w:val="Block Text"/>
     <w:basedOn w:val="BodyText"/>
     <w:next w:val="BodyText"/>
@@ -2098,19 +2300,18 @@
     <w:unhideWhenUsed/>
     <w:qFormat/>
     <w:pPr>
-      <w:spacing w:after="100" w:before="100"/>
-      <w:ind w:firstLine="0" w:left="480" w:right="480"/>
+      <w:spacing w:before="100" w:after="100"/>
+      <w:ind w:left="480" w:right="480"/>
     </w:pPr>
   </w:style>
-  <w:style w:styleId="FootnoteText" w:type="paragraph">
-    <w:name w:val="Footnote Text"/>
+  <w:style w:type="paragraph" w:styleId="FootnoteText">
+    <w:name w:val="footnote text"/>
     <w:basedOn w:val="Normal"/>
-    <w:next w:val="FootnoteText"/>
     <w:uiPriority w:val="9"/>
     <w:unhideWhenUsed/>
     <w:qFormat/>
   </w:style>
-  <w:style w:styleId="FootnoteBlockText" w:type="paragraph">
+  <w:style w:type="paragraph" w:customStyle="1" w:styleId="FootnoteBlockText">
     <w:name w:val="Footnote Block Text"/>
     <w:basedOn w:val="FootnoteText"/>
     <w:next w:val="FootnoteText"/>
@@ -2118,40 +2319,35 @@
     <w:unhideWhenUsed/>
     <w:qFormat/>
     <w:pPr>
-      <w:spacing w:after="100" w:before="100"/>
-      <w:ind w:firstLine="0" w:left="480" w:right="480"/>
+      <w:spacing w:before="100" w:after="100"/>
+      <w:ind w:left="480" w:right="480"/>
     </w:pPr>
   </w:style>
-  <w:style w:default="1" w:styleId="DefaultParagraphFont" w:type="character">
-    <w:name w:val="Default Paragraph Font"/>
-    <w:semiHidden/>
-    <w:unhideWhenUsed/>
-  </w:style>
-  <w:style w:default="1" w:styleId="Table" w:type="table">
+  <w:style w:type="table" w:customStyle="1" w:styleId="Table">
     <w:name w:val="Table"/>
-    <w:basedOn w:val="TableNormal"/>
     <w:semiHidden/>
     <w:unhideWhenUsed/>
     <w:qFormat/>
     <w:tblPr>
-      <w:tblInd w:type="dxa" w:w="0"/>
+      <w:tblInd w:w="0" w:type="dxa"/>
       <w:tblCellMar>
-        <w:top w:type="dxa" w:w="0"/>
-        <w:left w:type="dxa" w:w="108"/>
-        <w:bottom w:type="dxa" w:w="0"/>
-        <w:right w:type="dxa" w:w="108"/>
+        <w:top w:w="0" w:type="dxa"/>
+        <w:left w:w="108" w:type="dxa"/>
+        <w:bottom w:w="0" w:type="dxa"/>
+        <w:right w:w="108" w:type="dxa"/>
       </w:tblCellMar>
     </w:tblPr>
     <w:tblStylePr w:type="firstRow">
+      <w:tblPr/>
       <w:tcPr>
         <w:tcBorders>
-          <w:bottom w:val="single"/>
+          <w:bottom w:val="single" w:sz="0" w:space="0" w:color="auto"/>
         </w:tcBorders>
         <w:vAlign w:val="bottom"/>
       </w:tcPr>
     </w:tblStylePr>
   </w:style>
-  <w:style w:customStyle="1" w:styleId="DefinitionTerm" w:type="paragraph">
+  <w:style w:type="paragraph" w:customStyle="1" w:styleId="DefinitionTerm">
     <w:name w:val="Definition Term"/>
     <w:basedOn w:val="Normal"/>
     <w:next w:val="Definition"/>
@@ -2164,75 +2360,76 @@
       <w:b/>
     </w:rPr>
   </w:style>
-  <w:style w:customStyle="1" w:styleId="Definition" w:type="paragraph">
+  <w:style w:type="paragraph" w:customStyle="1" w:styleId="Definition">
     <w:name w:val="Definition"/>
     <w:basedOn w:val="Normal"/>
   </w:style>
-  <w:style w:styleId="Caption" w:type="paragraph">
-    <w:name w:val="Caption"/>
+  <w:style w:type="paragraph" w:styleId="Caption">
+    <w:name w:val="caption"/>
     <w:basedOn w:val="Normal"/>
-    <w:link w:val="BodyTextChar"/>
+    <w:link w:val="CaptionChar"/>
     <w:pPr>
-      <w:spacing w:after="120" w:before="0"/>
+      <w:spacing w:after="120"/>
     </w:pPr>
     <w:rPr>
       <w:i/>
     </w:rPr>
   </w:style>
-  <w:style w:customStyle="1" w:styleId="TableCaption" w:type="paragraph">
+  <w:style w:type="paragraph" w:customStyle="1" w:styleId="TableCaption">
     <w:name w:val="Table Caption"/>
     <w:basedOn w:val="Caption"/>
     <w:pPr>
       <w:keepNext/>
     </w:pPr>
   </w:style>
-  <w:style w:customStyle="1" w:styleId="ImageCaption" w:type="paragraph">
+  <w:style w:type="paragraph" w:customStyle="1" w:styleId="ImageCaption">
     <w:name w:val="Image Caption"/>
     <w:basedOn w:val="Caption"/>
   </w:style>
-  <w:style w:customStyle="1" w:styleId="Figure" w:type="paragraph">
+  <w:style w:type="paragraph" w:customStyle="1" w:styleId="Figure">
     <w:name w:val="Figure"/>
     <w:basedOn w:val="Normal"/>
   </w:style>
-  <w:style w:customStyle="1" w:styleId="CaptionedFigure" w:type="paragraph">
+  <w:style w:type="paragraph" w:customStyle="1" w:styleId="CaptionedFigure">
     <w:name w:val="Captioned Figure"/>
     <w:basedOn w:val="Figure"/>
     <w:pPr>
       <w:keepNext/>
     </w:pPr>
   </w:style>
-  <w:style w:customStyle="1" w:styleId="BodyTextChar" w:type="character">
-    <w:name w:val="Body Text Char"/>
+  <w:style w:type="character" w:customStyle="1" w:styleId="CaptionChar">
+    <w:name w:val="Caption Char"/>
     <w:basedOn w:val="DefaultParagraphFont"/>
-    <w:link w:val="BodyText"/>
-  </w:style>
-  <w:style w:customStyle="1" w:styleId="VerbatimChar" w:type="character">
+    <w:link w:val="Caption"/>
+  </w:style>
+  <w:style w:type="character" w:customStyle="1" w:styleId="VerbatimChar">
     <w:name w:val="Verbatim Char"/>
-    <w:basedOn w:val="BodyTextChar"/>
-    <w:rPr>
-      <w:rFonts w:ascii="Consolas" w:hAnsi="Consolas"/>
-      <w:sz w:val="22"/>
-    </w:rPr>
-  </w:style>
-  <w:style w:customStyle="1" w:styleId="SectionNumber" w:type="character">
+    <w:basedOn w:val="CaptionChar"/>
+    <w:link w:val="SourceCode"/>
+    <w:rPr>
+      <w:rFonts w:ascii="Consolas" w:hAnsi="Consolas"/>
+      <w:sz w:val="22"/>
+    </w:rPr>
+  </w:style>
+  <w:style w:type="character" w:customStyle="1" w:styleId="SectionNumber">
     <w:name w:val="Section Number"/>
-    <w:basedOn w:val="BodyTextChar"/>
-  </w:style>
-  <w:style w:styleId="FootnoteReference" w:type="character">
-    <w:name w:val="Footnote Reference"/>
-    <w:basedOn w:val="BodyTextChar"/>
+    <w:basedOn w:val="CaptionChar"/>
+  </w:style>
+  <w:style w:type="character" w:styleId="FootnoteReference">
+    <w:name w:val="footnote reference"/>
+    <w:basedOn w:val="CaptionChar"/>
     <w:rPr>
       <w:vertAlign w:val="superscript"/>
     </w:rPr>
   </w:style>
-  <w:style w:styleId="Hyperlink" w:type="character">
+  <w:style w:type="character" w:styleId="Hyperlink">
     <w:name w:val="Hyperlink"/>
-    <w:basedOn w:val="BodyTextChar"/>
-    <w:rPr>
-      <w:color w:themeColor="accent1" w:val="4F81BD"/>
-    </w:rPr>
-  </w:style>
-  <w:style w:styleId="TOCHeading" w:type="paragraph">
+    <w:basedOn w:val="CaptionChar"/>
+    <w:rPr>
+      <w:color w:val="156082" w:themeColor="accent1"/>
+    </w:rPr>
+  </w:style>
+  <w:style w:type="paragraph" w:styleId="TOCHeading">
     <w:name w:val="TOC Heading"/>
     <w:basedOn w:val="Heading1"/>
     <w:next w:val="BodyText"/>
@@ -2243,246 +2440,305 @@
       <w:spacing w:before="240" w:line="259" w:lineRule="auto"/>
       <w:outlineLvl w:val="9"/>
     </w:pPr>
-    <w:rPr>
-      <w:rFonts w:asciiTheme="majorHAnsi" w:cstheme="majorBidi" w:eastAsiaTheme="majorEastAsia" w:hAnsiTheme="majorHAnsi"/>
-      <w:b w:val="0"/>
-      <w:bCs w:val="0"/>
-      <w:color w:themeColor="accent1" w:themeShade="BF" w:val="365F91"/>
-    </w:rPr>
   </w:style>
   <w:style w:type="paragraph" w:customStyle="1" w:styleId="SourceCode">
     <w:name w:val="Source Code"/>
     <w:basedOn w:val="Normal"/>
     <w:link w:val="VerbatimChar"/>
     <w:pPr>
-      <w:wordWrap w:val="off"/>
+      <w:wordWrap w:val="0"/>
     </w:pPr>
   </w:style>
   <w:style w:type="character" w:customStyle="1" w:styleId="KeywordTok">
     <w:name w:val="KeywordTok"/>
     <w:basedOn w:val="VerbatimChar"/>
     <w:rPr>
+      <w:rFonts w:ascii="Consolas" w:hAnsi="Consolas"/>
       <w:b/>
       <w:color w:val="007020"/>
+      <w:sz w:val="22"/>
     </w:rPr>
   </w:style>
   <w:style w:type="character" w:customStyle="1" w:styleId="DataTypeTok">
     <w:name w:val="DataTypeTok"/>
     <w:basedOn w:val="VerbatimChar"/>
     <w:rPr>
+      <w:rFonts w:ascii="Consolas" w:hAnsi="Consolas"/>
       <w:color w:val="902000"/>
+      <w:sz w:val="22"/>
     </w:rPr>
   </w:style>
   <w:style w:type="character" w:customStyle="1" w:styleId="DecValTok">
     <w:name w:val="DecValTok"/>
     <w:basedOn w:val="VerbatimChar"/>
     <w:rPr>
-      <w:color w:val="40a070"/>
+      <w:rFonts w:ascii="Consolas" w:hAnsi="Consolas"/>
+      <w:color w:val="40A070"/>
+      <w:sz w:val="22"/>
     </w:rPr>
   </w:style>
   <w:style w:type="character" w:customStyle="1" w:styleId="BaseNTok">
     <w:name w:val="BaseNTok"/>
     <w:basedOn w:val="VerbatimChar"/>
     <w:rPr>
-      <w:color w:val="40a070"/>
+      <w:rFonts w:ascii="Consolas" w:hAnsi="Consolas"/>
+      <w:color w:val="40A070"/>
+      <w:sz w:val="22"/>
     </w:rPr>
   </w:style>
   <w:style w:type="character" w:customStyle="1" w:styleId="FloatTok">
     <w:name w:val="FloatTok"/>
     <w:basedOn w:val="VerbatimChar"/>
     <w:rPr>
-      <w:color w:val="40a070"/>
+      <w:rFonts w:ascii="Consolas" w:hAnsi="Consolas"/>
+      <w:color w:val="40A070"/>
+      <w:sz w:val="22"/>
     </w:rPr>
   </w:style>
   <w:style w:type="character" w:customStyle="1" w:styleId="ConstantTok">
     <w:name w:val="ConstantTok"/>
     <w:basedOn w:val="VerbatimChar"/>
     <w:rPr>
+      <w:rFonts w:ascii="Consolas" w:hAnsi="Consolas"/>
       <w:color w:val="880000"/>
+      <w:sz w:val="22"/>
     </w:rPr>
   </w:style>
   <w:style w:type="character" w:customStyle="1" w:styleId="CharTok">
     <w:name w:val="CharTok"/>
     <w:basedOn w:val="VerbatimChar"/>
     <w:rPr>
-      <w:color w:val="4070a0"/>
+      <w:rFonts w:ascii="Consolas" w:hAnsi="Consolas"/>
+      <w:color w:val="4070A0"/>
+      <w:sz w:val="22"/>
     </w:rPr>
   </w:style>
   <w:style w:type="character" w:customStyle="1" w:styleId="SpecialCharTok">
     <w:name w:val="SpecialCharTok"/>
     <w:basedOn w:val="VerbatimChar"/>
     <w:rPr>
-      <w:color w:val="4070a0"/>
+      <w:rFonts w:ascii="Consolas" w:hAnsi="Consolas"/>
+      <w:color w:val="4070A0"/>
+      <w:sz w:val="22"/>
     </w:rPr>
   </w:style>
   <w:style w:type="character" w:customStyle="1" w:styleId="StringTok">
     <w:name w:val="StringTok"/>
     <w:basedOn w:val="VerbatimChar"/>
     <w:rPr>
-      <w:color w:val="4070a0"/>
+      <w:rFonts w:ascii="Consolas" w:hAnsi="Consolas"/>
+      <w:color w:val="4070A0"/>
+      <w:sz w:val="22"/>
     </w:rPr>
   </w:style>
   <w:style w:type="character" w:customStyle="1" w:styleId="VerbatimStringTok">
     <w:name w:val="VerbatimStringTok"/>
     <w:basedOn w:val="VerbatimChar"/>
     <w:rPr>
-      <w:color w:val="4070a0"/>
+      <w:rFonts w:ascii="Consolas" w:hAnsi="Consolas"/>
+      <w:color w:val="4070A0"/>
+      <w:sz w:val="22"/>
     </w:rPr>
   </w:style>
   <w:style w:type="character" w:customStyle="1" w:styleId="SpecialStringTok">
     <w:name w:val="SpecialStringTok"/>
     <w:basedOn w:val="VerbatimChar"/>
     <w:rPr>
-      <w:color w:val="bb6688"/>
+      <w:rFonts w:ascii="Consolas" w:hAnsi="Consolas"/>
+      <w:color w:val="BB6688"/>
+      <w:sz w:val="22"/>
     </w:rPr>
   </w:style>
   <w:style w:type="character" w:customStyle="1" w:styleId="ImportTok">
     <w:name w:val="ImportTok"/>
     <w:basedOn w:val="VerbatimChar"/>
     <w:rPr>
+      <w:rFonts w:ascii="Consolas" w:hAnsi="Consolas"/>
       <w:b/>
       <w:color w:val="008000"/>
+      <w:sz w:val="22"/>
     </w:rPr>
   </w:style>
   <w:style w:type="character" w:customStyle="1" w:styleId="CommentTok">
     <w:name w:val="CommentTok"/>
     <w:basedOn w:val="VerbatimChar"/>
     <w:rPr>
+      <w:rFonts w:ascii="Consolas" w:hAnsi="Consolas"/>
       <w:i/>
-      <w:color w:val="60a0b0"/>
+      <w:color w:val="60A0B0"/>
+      <w:sz w:val="22"/>
     </w:rPr>
   </w:style>
   <w:style w:type="character" w:customStyle="1" w:styleId="DocumentationTok">
     <w:name w:val="DocumentationTok"/>
     <w:basedOn w:val="VerbatimChar"/>
     <w:rPr>
+      <w:rFonts w:ascii="Consolas" w:hAnsi="Consolas"/>
       <w:i/>
-      <w:color w:val="ba2121"/>
+      <w:color w:val="BA2121"/>
+      <w:sz w:val="22"/>
     </w:rPr>
   </w:style>
   <w:style w:type="character" w:customStyle="1" w:styleId="AnnotationTok">
     <w:name w:val="AnnotationTok"/>
     <w:basedOn w:val="VerbatimChar"/>
     <w:rPr>
+      <w:rFonts w:ascii="Consolas" w:hAnsi="Consolas"/>
       <w:b/>
       <w:i/>
-      <w:color w:val="60a0b0"/>
+      <w:color w:val="60A0B0"/>
+      <w:sz w:val="22"/>
     </w:rPr>
   </w:style>
   <w:style w:type="character" w:customStyle="1" w:styleId="CommentVarTok">
     <w:name w:val="CommentVarTok"/>
     <w:basedOn w:val="VerbatimChar"/>
     <w:rPr>
+      <w:rFonts w:ascii="Consolas" w:hAnsi="Consolas"/>
       <w:b/>
       <w:i/>
-      <w:color w:val="60a0b0"/>
+      <w:color w:val="60A0B0"/>
+      <w:sz w:val="22"/>
     </w:rPr>
   </w:style>
   <w:style w:type="character" w:customStyle="1" w:styleId="OtherTok">
     <w:name w:val="OtherTok"/>
     <w:basedOn w:val="VerbatimChar"/>
     <w:rPr>
+      <w:rFonts w:ascii="Consolas" w:hAnsi="Consolas"/>
       <w:color w:val="007020"/>
+      <w:sz w:val="22"/>
     </w:rPr>
   </w:style>
   <w:style w:type="character" w:customStyle="1" w:styleId="FunctionTok">
     <w:name w:val="FunctionTok"/>
     <w:basedOn w:val="VerbatimChar"/>
     <w:rPr>
-      <w:color w:val="06287e"/>
+      <w:rFonts w:ascii="Consolas" w:hAnsi="Consolas"/>
+      <w:color w:val="06287E"/>
+      <w:sz w:val="22"/>
     </w:rPr>
   </w:style>
   <w:style w:type="character" w:customStyle="1" w:styleId="VariableTok">
     <w:name w:val="VariableTok"/>
     <w:basedOn w:val="VerbatimChar"/>
     <w:rPr>
-      <w:color w:val="19177c"/>
+      <w:rFonts w:ascii="Consolas" w:hAnsi="Consolas"/>
+      <w:color w:val="19177C"/>
+      <w:sz w:val="22"/>
     </w:rPr>
   </w:style>
   <w:style w:type="character" w:customStyle="1" w:styleId="ControlFlowTok">
     <w:name w:val="ControlFlowTok"/>
     <w:basedOn w:val="VerbatimChar"/>
     <w:rPr>
+      <w:rFonts w:ascii="Consolas" w:hAnsi="Consolas"/>
       <w:b/>
       <w:color w:val="007020"/>
+      <w:sz w:val="22"/>
     </w:rPr>
   </w:style>
   <w:style w:type="character" w:customStyle="1" w:styleId="OperatorTok">
     <w:name w:val="OperatorTok"/>
     <w:basedOn w:val="VerbatimChar"/>
     <w:rPr>
+      <w:rFonts w:ascii="Consolas" w:hAnsi="Consolas"/>
       <w:color w:val="666666"/>
+      <w:sz w:val="22"/>
     </w:rPr>
   </w:style>
   <w:style w:type="character" w:customStyle="1" w:styleId="BuiltInTok">
     <w:name w:val="BuiltInTok"/>
     <w:basedOn w:val="VerbatimChar"/>
     <w:rPr>
+      <w:rFonts w:ascii="Consolas" w:hAnsi="Consolas"/>
       <w:color w:val="008000"/>
+      <w:sz w:val="22"/>
     </w:rPr>
   </w:style>
   <w:style w:type="character" w:customStyle="1" w:styleId="ExtensionTok">
     <w:name w:val="ExtensionTok"/>
     <w:basedOn w:val="VerbatimChar"/>
-    <w:rPr/>
+    <w:rPr>
+      <w:rFonts w:ascii="Consolas" w:hAnsi="Consolas"/>
+      <w:sz w:val="22"/>
+    </w:rPr>
   </w:style>
   <w:style w:type="character" w:customStyle="1" w:styleId="PreprocessorTok">
     <w:name w:val="PreprocessorTok"/>
     <w:basedOn w:val="VerbatimChar"/>
     <w:rPr>
-      <w:color w:val="bc7a00"/>
+      <w:rFonts w:ascii="Consolas" w:hAnsi="Consolas"/>
+      <w:color w:val="BC7A00"/>
+      <w:sz w:val="22"/>
     </w:rPr>
   </w:style>
   <w:style w:type="character" w:customStyle="1" w:styleId="AttributeTok">
     <w:name w:val="AttributeTok"/>
     <w:basedOn w:val="VerbatimChar"/>
     <w:rPr>
-      <w:color w:val="7d9029"/>
+      <w:rFonts w:ascii="Consolas" w:hAnsi="Consolas"/>
+      <w:color w:val="7D9029"/>
+      <w:sz w:val="22"/>
     </w:rPr>
   </w:style>
   <w:style w:type="character" w:customStyle="1" w:styleId="RegionMarkerTok">
     <w:name w:val="RegionMarkerTok"/>
     <w:basedOn w:val="VerbatimChar"/>
-    <w:rPr/>
+    <w:rPr>
+      <w:rFonts w:ascii="Consolas" w:hAnsi="Consolas"/>
+      <w:sz w:val="22"/>
+    </w:rPr>
   </w:style>
   <w:style w:type="character" w:customStyle="1" w:styleId="InformationTok">
     <w:name w:val="InformationTok"/>
     <w:basedOn w:val="VerbatimChar"/>
     <w:rPr>
+      <w:rFonts w:ascii="Consolas" w:hAnsi="Consolas"/>
       <w:b/>
       <w:i/>
-      <w:color w:val="60a0b0"/>
+      <w:color w:val="60A0B0"/>
+      <w:sz w:val="22"/>
     </w:rPr>
   </w:style>
   <w:style w:type="character" w:customStyle="1" w:styleId="WarningTok">
     <w:name w:val="WarningTok"/>
     <w:basedOn w:val="VerbatimChar"/>
     <w:rPr>
+      <w:rFonts w:ascii="Consolas" w:hAnsi="Consolas"/>
       <w:b/>
       <w:i/>
-      <w:color w:val="60a0b0"/>
+      <w:color w:val="60A0B0"/>
+      <w:sz w:val="22"/>
     </w:rPr>
   </w:style>
   <w:style w:type="character" w:customStyle="1" w:styleId="AlertTok">
     <w:name w:val="AlertTok"/>
     <w:basedOn w:val="VerbatimChar"/>
     <w:rPr>
+      <w:rFonts w:ascii="Consolas" w:hAnsi="Consolas"/>
       <w:b/>
-      <w:color w:val="ff0000"/>
+      <w:color w:val="FF0000"/>
+      <w:sz w:val="22"/>
     </w:rPr>
   </w:style>
   <w:style w:type="character" w:customStyle="1" w:styleId="ErrorTok">
     <w:name w:val="ErrorTok"/>
     <w:basedOn w:val="VerbatimChar"/>
     <w:rPr>
+      <w:rFonts w:ascii="Consolas" w:hAnsi="Consolas"/>
       <w:b/>
-      <w:color w:val="ff0000"/>
+      <w:color w:val="FF0000"/>
+      <w:sz w:val="22"/>
     </w:rPr>
   </w:style>
   <w:style w:type="character" w:customStyle="1" w:styleId="NormalTok">
     <w:name w:val="NormalTok"/>
     <w:basedOn w:val="VerbatimChar"/>
-    <w:rPr/>
+    <w:rPr>
+      <w:rFonts w:ascii="Consolas" w:hAnsi="Consolas"/>
+      <w:sz w:val="22"/>
+    </w:rPr>
   </w:style>
 </w:styles>
 </file>
